--- a/Documentacion del desarrollo/Sprints/Metodologias de desarrollo de SW V2, Grupo 6.docx
+++ b/Documentacion del desarrollo/Sprints/Metodologias de desarrollo de SW V2, Grupo 6.docx
@@ -1,17 +1,12 @@
 
 <file path=word/document.xml><?xml version="1.0" encoding="utf-8"?>
-<w:document xmlns:wpc="http://schemas.microsoft.com/office/word/2010/wordprocessingCanvas" xmlns:cx="http://schemas.microsoft.com/office/drawing/2014/chartex" xmlns:cx1="http://schemas.microsoft.com/office/drawing/2015/9/8/chartex" xmlns:cx2="http://schemas.microsoft.com/office/drawing/2015/10/21/chartex" xmlns:cx3="http://schemas.microsoft.com/office/drawing/2016/5/9/chartex" xmlns:cx4="http://schemas.microsoft.com/office/drawing/2016/5/10/chartex" xmlns:cx5="http://schemas.microsoft.com/office/drawing/2016/5/11/chartex" xmlns:cx6="http://schemas.microsoft.com/office/drawing/2016/5/12/chartex" xmlns:cx7="http://schemas.microsoft.com/office/drawing/2016/5/13/chartex" xmlns:cx8="http://schemas.microsoft.com/office/drawing/2016/5/14/chartex" xmlns:mc="http://schemas.openxmlformats.org/markup-compatibility/2006" xmlns:aink="http://schemas.microsoft.com/office/drawing/2016/ink" xmlns:am3d="http://schemas.microsoft.com/office/drawing/2017/model3d" xmlns:o="urn:schemas-microsoft-com:office:office" xmlns:r="http://schemas.openxmlformats.org/officeDocument/2006/relationships" xmlns:m="http://schemas.openxmlformats.org/officeDocument/2006/math" xmlns:v="urn:schemas-microsoft-com:vml" xmlns:wp14="http://schemas.microsoft.com/office/word/2010/wordprocessingDrawing" xmlns:wp="http://schemas.openxmlformats.org/drawingml/2006/wordprocessingDrawing" xmlns:w10="urn:schemas-microsoft-com:office:word" xmlns:w="http://schemas.openxmlformats.org/wordprocessingml/2006/main" xmlns:w14="http://schemas.microsoft.com/office/word/2010/wordml" xmlns:w15="http://schemas.microsoft.com/office/word/2012/wordml" xmlns:w16cex="http://schemas.microsoft.com/office/word/2018/wordml/cex" xmlns:w16cid="http://schemas.microsoft.com/office/word/2016/wordml/cid" xmlns:w16="http://schemas.microsoft.com/office/word/2018/wordml" xmlns:w16sdtdh="http://schemas.microsoft.com/office/word/2020/wordml/sdtdatahash" xmlns:w16se="http://schemas.microsoft.com/office/word/2015/wordml/symex" xmlns:wpg="http://schemas.microsoft.com/office/word/2010/wordprocessingGroup" xmlns:wpi="http://schemas.microsoft.com/office/word/2010/wordprocessingInk" xmlns:wne="http://schemas.microsoft.com/office/word/2006/wordml" xmlns:wps="http://schemas.microsoft.com/office/word/2010/wordprocessingShape" mc:Ignorable="w14 w15 w16se w16cid w16 w16cex w16sdtdh wp14">
+<w:document xmlns:o="urn:schemas-microsoft-com:office:office" xmlns:r="http://schemas.openxmlformats.org/officeDocument/2006/relationships" xmlns:v="urn:schemas-microsoft-com:vml" xmlns:w="http://schemas.openxmlformats.org/wordprocessingml/2006/main" xmlns:w10="urn:schemas-microsoft-com:office:word" xmlns:wp="http://schemas.openxmlformats.org/drawingml/2006/wordprocessingDrawing" xmlns:pic="http://schemas.openxmlformats.org/drawingml/2006/picture" xmlns:wps="http://schemas.microsoft.com/office/word/2010/wordprocessingShape" xmlns:wpg="http://schemas.microsoft.com/office/word/2010/wordprocessingGroup" xmlns:mc="http://schemas.openxmlformats.org/markup-compatibility/2006" xmlns:wp14="http://schemas.microsoft.com/office/word/2010/wordprocessingDrawing" xmlns:w14="http://schemas.microsoft.com/office/word/2010/wordml" xmlns:w15="http://schemas.microsoft.com/office/word/2012/wordml" mc:Ignorable="w14 wp14 w15">
   <w:body>
     <w:p>
       <w:pPr>
-        <w:pBdr>
-          <w:top w:val="nil"/>
-          <w:left w:val="nil"/>
-          <w:bottom w:val="nil"/>
-          <w:right w:val="nil"/>
-          <w:between w:val="nil"/>
-        </w:pBdr>
-        <w:spacing w:after="75"/>
+        <w:pStyle w:val="Normal"/>
+        <w:pBdr/>
+        <w:spacing w:before="0" w:after="75"/>
         <w:jc w:val="center"/>
         <w:rPr>
           <w:b/>
@@ -32,14 +27,9 @@
     </w:p>
     <w:p>
       <w:pPr>
-        <w:pBdr>
-          <w:top w:val="nil"/>
-          <w:left w:val="nil"/>
-          <w:bottom w:val="nil"/>
-          <w:right w:val="nil"/>
-          <w:between w:val="nil"/>
-        </w:pBdr>
-        <w:spacing w:after="75"/>
+        <w:pStyle w:val="Normal"/>
+        <w:pBdr/>
+        <w:spacing w:before="0" w:after="75"/>
         <w:jc w:val="center"/>
         <w:rPr>
           <w:b/>
@@ -60,14 +50,9 @@
     </w:p>
     <w:p>
       <w:pPr>
-        <w:pBdr>
-          <w:top w:val="nil"/>
-          <w:left w:val="nil"/>
-          <w:bottom w:val="nil"/>
-          <w:right w:val="nil"/>
-          <w:between w:val="nil"/>
-        </w:pBdr>
-        <w:spacing w:after="75"/>
+        <w:pStyle w:val="Normal"/>
+        <w:pBdr/>
+        <w:spacing w:before="0" w:after="75"/>
         <w:jc w:val="center"/>
         <w:rPr>
           <w:b/>
@@ -88,14 +73,9 @@
     </w:p>
     <w:p>
       <w:pPr>
-        <w:pBdr>
-          <w:top w:val="nil"/>
-          <w:left w:val="nil"/>
-          <w:bottom w:val="nil"/>
-          <w:right w:val="nil"/>
-          <w:between w:val="nil"/>
-        </w:pBdr>
-        <w:spacing w:after="75"/>
+        <w:pStyle w:val="Normal"/>
+        <w:pBdr/>
+        <w:spacing w:before="0" w:after="75"/>
         <w:jc w:val="center"/>
         <w:rPr>
           <w:b/>
@@ -116,14 +96,9 @@
     </w:p>
     <w:p>
       <w:pPr>
-        <w:pBdr>
-          <w:top w:val="nil"/>
-          <w:left w:val="nil"/>
-          <w:bottom w:val="nil"/>
-          <w:right w:val="nil"/>
-          <w:between w:val="nil"/>
-        </w:pBdr>
-        <w:spacing w:after="75"/>
+        <w:pStyle w:val="Normal"/>
+        <w:pBdr/>
+        <w:spacing w:before="0" w:after="75"/>
         <w:jc w:val="center"/>
         <w:rPr>
           <w:b/>
@@ -144,13 +119,8 @@
     </w:p>
     <w:p>
       <w:pPr>
-        <w:pBdr>
-          <w:top w:val="nil"/>
-          <w:left w:val="nil"/>
-          <w:bottom w:val="nil"/>
-          <w:right w:val="nil"/>
-          <w:between w:val="nil"/>
-        </w:pBdr>
+        <w:pStyle w:val="Normal"/>
+        <w:pBdr/>
         <w:rPr>
           <w:b/>
           <w:bCs/>
@@ -158,34 +128,19 @@
           <w:szCs w:val="18"/>
         </w:rPr>
       </w:pPr>
-    </w:p>
-    <w:p>
-      <w:pPr>
-        <w:pBdr>
-          <w:top w:val="nil"/>
-          <w:left w:val="nil"/>
-          <w:bottom w:val="nil"/>
-          <w:right w:val="nil"/>
-          <w:between w:val="nil"/>
-        </w:pBdr>
+      <w:r>
         <w:rPr>
           <w:b/>
           <w:bCs/>
           <w:sz w:val="18"/>
           <w:szCs w:val="18"/>
         </w:rPr>
-      </w:pPr>
-    </w:p>
-    <w:p>
-      <w:pPr>
-        <w:pBdr>
-          <w:top w:val="nil"/>
-          <w:left w:val="nil"/>
-          <w:bottom w:val="nil"/>
-          <w:right w:val="nil"/>
-          <w:between w:val="nil"/>
-        </w:pBdr>
-        <w:spacing w:after="240"/>
+      </w:r>
+    </w:p>
+    <w:p>
+      <w:pPr>
+        <w:pStyle w:val="Normal"/>
+        <w:pBdr/>
         <w:rPr>
           <w:b/>
           <w:bCs/>
@@ -193,16 +148,40 @@
           <w:szCs w:val="18"/>
         </w:rPr>
       </w:pPr>
-    </w:p>
-    <w:p>
-      <w:pPr>
-        <w:pBdr>
-          <w:top w:val="nil"/>
-          <w:left w:val="nil"/>
-          <w:bottom w:val="nil"/>
-          <w:right w:val="nil"/>
-          <w:between w:val="nil"/>
-        </w:pBdr>
+      <w:r>
+        <w:rPr>
+          <w:b/>
+          <w:bCs/>
+          <w:sz w:val="18"/>
+          <w:szCs w:val="18"/>
+        </w:rPr>
+      </w:r>
+    </w:p>
+    <w:p>
+      <w:pPr>
+        <w:pStyle w:val="Normal"/>
+        <w:pBdr/>
+        <w:spacing w:before="0" w:after="240"/>
+        <w:rPr>
+          <w:b/>
+          <w:bCs/>
+          <w:sz w:val="18"/>
+          <w:szCs w:val="18"/>
+        </w:rPr>
+      </w:pPr>
+      <w:r>
+        <w:rPr>
+          <w:b/>
+          <w:bCs/>
+          <w:sz w:val="18"/>
+          <w:szCs w:val="18"/>
+        </w:rPr>
+      </w:r>
+    </w:p>
+    <w:p>
+      <w:pPr>
+        <w:pStyle w:val="Normal"/>
+        <w:pBdr/>
         <w:jc w:val="center"/>
         <w:rPr>
           <w:b/>
@@ -223,13 +202,8 @@
     </w:p>
     <w:p>
       <w:pPr>
-        <w:pBdr>
-          <w:top w:val="nil"/>
-          <w:left w:val="nil"/>
-          <w:bottom w:val="nil"/>
-          <w:right w:val="nil"/>
-          <w:between w:val="nil"/>
-        </w:pBdr>
+        <w:pStyle w:val="Normal"/>
+        <w:pBdr/>
         <w:rPr>
           <w:b/>
           <w:bCs/>
@@ -237,33 +211,35 @@
           <w:szCs w:val="20"/>
         </w:rPr>
       </w:pPr>
-    </w:p>
-    <w:p>
-      <w:pPr>
-        <w:pBdr>
-          <w:top w:val="nil"/>
-          <w:left w:val="nil"/>
-          <w:bottom w:val="nil"/>
-          <w:right w:val="nil"/>
-          <w:between w:val="nil"/>
-        </w:pBdr>
+      <w:r>
         <w:rPr>
           <w:b/>
           <w:bCs/>
           <w:sz w:val="20"/>
           <w:szCs w:val="20"/>
         </w:rPr>
-      </w:pPr>
-      <w:r>
-        <w:rPr>
-          <w:b/>
-          <w:bCs/>
-          <w:noProof/>
-          <w:sz w:val="24"/>
-          <w:szCs w:val="24"/>
+      </w:r>
+    </w:p>
+    <w:p>
+      <w:pPr>
+        <w:pStyle w:val="Normal"/>
+        <w:pBdr/>
+        <w:rPr>
+          <w:b/>
+          <w:bCs/>
+          <w:sz w:val="20"/>
+          <w:szCs w:val="20"/>
+        </w:rPr>
+      </w:pPr>
+      <w:r>
+        <w:rPr>
+          <w:b/>
+          <w:bCs/>
+          <w:sz w:val="20"/>
+          <w:szCs w:val="20"/>
         </w:rPr>
         <w:drawing>
-          <wp:anchor distT="0" distB="0" distL="114300" distR="114300" simplePos="0" relativeHeight="251658240" behindDoc="0" locked="0" layoutInCell="1" allowOverlap="1" wp14:anchorId="085A7C16" wp14:editId="3E1975A3">
+          <wp:anchor distT="0" distB="0" distL="114300" distR="114300" simplePos="0" relativeHeight="2" behindDoc="0" locked="0" layoutInCell="0" allowOverlap="1">
             <wp:simplePos x="0" y="0"/>
             <wp:positionH relativeFrom="margin">
               <wp:align>center</wp:align>
@@ -282,20 +258,13 @@
               <a:graphicData uri="http://schemas.openxmlformats.org/drawingml/2006/picture">
                 <pic:pic xmlns:pic="http://schemas.openxmlformats.org/drawingml/2006/picture">
                   <pic:nvPicPr>
-                    <pic:cNvPr id="0" name="Picture 5"/>
+                    <pic:cNvPr id="1" name="Imagen 1"/>
                     <pic:cNvPicPr>
                       <a:picLocks noChangeAspect="1" noChangeArrowheads="1"/>
                     </pic:cNvPicPr>
                   </pic:nvPicPr>
                   <pic:blipFill>
-                    <a:blip r:embed="rId5">
-                      <a:extLst>
-                        <a:ext uri="{28A0092B-C50C-407E-A947-70E740481C1C}">
-                          <a14:useLocalDpi xmlns:a14="http://schemas.microsoft.com/office/drawing/2010/main" val="0"/>
-                        </a:ext>
-                      </a:extLst>
-                    </a:blip>
-                    <a:srcRect/>
+                    <a:blip r:embed="rId2"/>
                     <a:stretch>
                       <a:fillRect/>
                     </a:stretch>
@@ -313,25 +282,14 @@
                 </pic:pic>
               </a:graphicData>
             </a:graphic>
-            <wp14:sizeRelH relativeFrom="page">
-              <wp14:pctWidth>0</wp14:pctWidth>
-            </wp14:sizeRelH>
-            <wp14:sizeRelV relativeFrom="page">
-              <wp14:pctHeight>0</wp14:pctHeight>
-            </wp14:sizeRelV>
           </wp:anchor>
         </w:drawing>
       </w:r>
     </w:p>
     <w:p>
       <w:pPr>
-        <w:pBdr>
-          <w:top w:val="nil"/>
-          <w:left w:val="nil"/>
-          <w:bottom w:val="nil"/>
-          <w:right w:val="nil"/>
-          <w:between w:val="nil"/>
-        </w:pBdr>
+        <w:pStyle w:val="Normal"/>
+        <w:pBdr/>
         <w:rPr>
           <w:b/>
           <w:bCs/>
@@ -339,33 +297,19 @@
           <w:szCs w:val="20"/>
         </w:rPr>
       </w:pPr>
-    </w:p>
-    <w:p>
-      <w:pPr>
-        <w:pBdr>
-          <w:top w:val="nil"/>
-          <w:left w:val="nil"/>
-          <w:bottom w:val="nil"/>
-          <w:right w:val="nil"/>
-          <w:between w:val="nil"/>
-        </w:pBdr>
+      <w:r>
         <w:rPr>
           <w:b/>
           <w:bCs/>
           <w:sz w:val="20"/>
           <w:szCs w:val="20"/>
         </w:rPr>
-      </w:pPr>
-    </w:p>
-    <w:p>
-      <w:pPr>
-        <w:pBdr>
-          <w:top w:val="nil"/>
-          <w:left w:val="nil"/>
-          <w:bottom w:val="nil"/>
-          <w:right w:val="nil"/>
-          <w:between w:val="nil"/>
-        </w:pBdr>
+      </w:r>
+    </w:p>
+    <w:p>
+      <w:pPr>
+        <w:pStyle w:val="Normal"/>
+        <w:pBdr/>
         <w:rPr>
           <w:b/>
           <w:bCs/>
@@ -373,33 +317,19 @@
           <w:szCs w:val="20"/>
         </w:rPr>
       </w:pPr>
-    </w:p>
-    <w:p>
-      <w:pPr>
-        <w:pBdr>
-          <w:top w:val="nil"/>
-          <w:left w:val="nil"/>
-          <w:bottom w:val="nil"/>
-          <w:right w:val="nil"/>
-          <w:between w:val="nil"/>
-        </w:pBdr>
+      <w:r>
         <w:rPr>
           <w:b/>
           <w:bCs/>
           <w:sz w:val="20"/>
           <w:szCs w:val="20"/>
         </w:rPr>
-      </w:pPr>
-    </w:p>
-    <w:p>
-      <w:pPr>
-        <w:pBdr>
-          <w:top w:val="nil"/>
-          <w:left w:val="nil"/>
-          <w:bottom w:val="nil"/>
-          <w:right w:val="nil"/>
-          <w:between w:val="nil"/>
-        </w:pBdr>
+      </w:r>
+    </w:p>
+    <w:p>
+      <w:pPr>
+        <w:pStyle w:val="Normal"/>
+        <w:pBdr/>
         <w:rPr>
           <w:b/>
           <w:bCs/>
@@ -407,33 +337,19 @@
           <w:szCs w:val="20"/>
         </w:rPr>
       </w:pPr>
-    </w:p>
-    <w:p>
-      <w:pPr>
-        <w:pBdr>
-          <w:top w:val="nil"/>
-          <w:left w:val="nil"/>
-          <w:bottom w:val="nil"/>
-          <w:right w:val="nil"/>
-          <w:between w:val="nil"/>
-        </w:pBdr>
+      <w:r>
         <w:rPr>
           <w:b/>
           <w:bCs/>
           <w:sz w:val="20"/>
           <w:szCs w:val="20"/>
         </w:rPr>
-      </w:pPr>
-    </w:p>
-    <w:p>
-      <w:pPr>
-        <w:pBdr>
-          <w:top w:val="nil"/>
-          <w:left w:val="nil"/>
-          <w:bottom w:val="nil"/>
-          <w:right w:val="nil"/>
-          <w:between w:val="nil"/>
-        </w:pBdr>
+      </w:r>
+    </w:p>
+    <w:p>
+      <w:pPr>
+        <w:pStyle w:val="Normal"/>
+        <w:pBdr/>
         <w:rPr>
           <w:b/>
           <w:bCs/>
@@ -441,17 +357,80 @@
           <w:szCs w:val="20"/>
         </w:rPr>
       </w:pPr>
-    </w:p>
-    <w:p>
-      <w:pPr>
-        <w:pBdr>
-          <w:top w:val="nil"/>
-          <w:left w:val="nil"/>
-          <w:bottom w:val="nil"/>
-          <w:right w:val="nil"/>
-          <w:between w:val="nil"/>
-        </w:pBdr>
-        <w:spacing w:after="150"/>
+      <w:r>
+        <w:rPr>
+          <w:b/>
+          <w:bCs/>
+          <w:sz w:val="20"/>
+          <w:szCs w:val="20"/>
+        </w:rPr>
+      </w:r>
+    </w:p>
+    <w:p>
+      <w:pPr>
+        <w:pStyle w:val="Normal"/>
+        <w:pBdr/>
+        <w:rPr>
+          <w:b/>
+          <w:bCs/>
+          <w:sz w:val="20"/>
+          <w:szCs w:val="20"/>
+        </w:rPr>
+      </w:pPr>
+      <w:r>
+        <w:rPr>
+          <w:b/>
+          <w:bCs/>
+          <w:sz w:val="20"/>
+          <w:szCs w:val="20"/>
+        </w:rPr>
+      </w:r>
+    </w:p>
+    <w:p>
+      <w:pPr>
+        <w:pStyle w:val="Normal"/>
+        <w:pBdr/>
+        <w:rPr>
+          <w:b/>
+          <w:bCs/>
+          <w:sz w:val="20"/>
+          <w:szCs w:val="20"/>
+        </w:rPr>
+      </w:pPr>
+      <w:r>
+        <w:rPr>
+          <w:b/>
+          <w:bCs/>
+          <w:sz w:val="20"/>
+          <w:szCs w:val="20"/>
+        </w:rPr>
+      </w:r>
+    </w:p>
+    <w:p>
+      <w:pPr>
+        <w:pStyle w:val="Normal"/>
+        <w:pBdr/>
+        <w:rPr>
+          <w:b/>
+          <w:bCs/>
+          <w:sz w:val="20"/>
+          <w:szCs w:val="20"/>
+        </w:rPr>
+      </w:pPr>
+      <w:r>
+        <w:rPr>
+          <w:b/>
+          <w:bCs/>
+          <w:sz w:val="20"/>
+          <w:szCs w:val="20"/>
+        </w:rPr>
+      </w:r>
+    </w:p>
+    <w:p>
+      <w:pPr>
+        <w:pStyle w:val="Normal"/>
+        <w:pBdr/>
+        <w:spacing w:before="0" w:after="150"/>
         <w:jc w:val="center"/>
         <w:rPr>
           <w:b/>
@@ -472,14 +451,9 @@
     </w:p>
     <w:p>
       <w:pPr>
-        <w:pBdr>
-          <w:top w:val="nil"/>
-          <w:left w:val="nil"/>
-          <w:bottom w:val="nil"/>
-          <w:right w:val="nil"/>
-          <w:between w:val="nil"/>
-        </w:pBdr>
-        <w:spacing w:after="150"/>
+        <w:pStyle w:val="Normal"/>
+        <w:pBdr/>
+        <w:spacing w:before="0" w:after="150"/>
         <w:jc w:val="center"/>
         <w:rPr>
           <w:sz w:val="24"/>
@@ -496,14 +470,9 @@
     </w:p>
     <w:p>
       <w:pPr>
-        <w:pBdr>
-          <w:top w:val="nil"/>
-          <w:left w:val="nil"/>
-          <w:bottom w:val="nil"/>
-          <w:right w:val="nil"/>
-          <w:between w:val="nil"/>
-        </w:pBdr>
-        <w:spacing w:after="150"/>
+        <w:pStyle w:val="Normal"/>
+        <w:pBdr/>
+        <w:spacing w:before="0" w:after="150"/>
         <w:jc w:val="center"/>
         <w:rPr>
           <w:sz w:val="24"/>
@@ -520,14 +489,9 @@
     </w:p>
     <w:p>
       <w:pPr>
-        <w:pBdr>
-          <w:top w:val="nil"/>
-          <w:left w:val="nil"/>
-          <w:bottom w:val="nil"/>
-          <w:right w:val="nil"/>
-          <w:between w:val="nil"/>
-        </w:pBdr>
-        <w:spacing w:after="150"/>
+        <w:pStyle w:val="Normal"/>
+        <w:pBdr/>
+        <w:spacing w:before="0" w:after="150"/>
         <w:jc w:val="center"/>
         <w:rPr>
           <w:sz w:val="24"/>
@@ -539,84 +503,68 @@
           <w:sz w:val="24"/>
           <w:szCs w:val="24"/>
         </w:rPr>
-        <w:t>Anyer Silv</w:t>
-      </w:r>
-      <w:r>
-        <w:rPr>
-          <w:sz w:val="24"/>
-          <w:szCs w:val="24"/>
-        </w:rPr>
-        <w:t>a</w:t>
-      </w:r>
-    </w:p>
-    <w:p>
-      <w:pPr>
-        <w:pBdr>
-          <w:top w:val="nil"/>
-          <w:left w:val="nil"/>
-          <w:bottom w:val="nil"/>
-          <w:right w:val="nil"/>
-          <w:between w:val="nil"/>
-        </w:pBdr>
-        <w:spacing w:after="150"/>
+        <w:t>Anyer Silva</w:t>
+      </w:r>
+    </w:p>
+    <w:p>
+      <w:pPr>
+        <w:pStyle w:val="Normal"/>
+        <w:pBdr/>
+        <w:spacing w:before="0" w:after="150"/>
         <w:jc w:val="center"/>
         <w:rPr>
           <w:sz w:val="24"/>
           <w:szCs w:val="24"/>
         </w:rPr>
       </w:pPr>
-    </w:p>
-    <w:p>
-      <w:pPr>
-        <w:pBdr>
-          <w:top w:val="nil"/>
-          <w:left w:val="nil"/>
-          <w:bottom w:val="nil"/>
-          <w:right w:val="nil"/>
-          <w:between w:val="nil"/>
-        </w:pBdr>
-        <w:spacing w:after="150"/>
+      <w:r>
+        <w:rPr>
+          <w:sz w:val="24"/>
+          <w:szCs w:val="24"/>
+        </w:rPr>
+      </w:r>
+    </w:p>
+    <w:p>
+      <w:pPr>
+        <w:pStyle w:val="Normal"/>
+        <w:pBdr/>
+        <w:spacing w:before="0" w:after="150"/>
         <w:jc w:val="center"/>
         <w:rPr>
           <w:sz w:val="24"/>
           <w:szCs w:val="24"/>
         </w:rPr>
       </w:pPr>
-    </w:p>
-    <w:p>
-      <w:pPr>
-        <w:pBdr>
-          <w:top w:val="nil"/>
-          <w:left w:val="nil"/>
-          <w:bottom w:val="nil"/>
-          <w:right w:val="nil"/>
-          <w:between w:val="nil"/>
-        </w:pBdr>
-        <w:spacing w:after="150"/>
-        <w:rPr>
-          <w:sz w:val="24"/>
-          <w:szCs w:val="24"/>
-        </w:rPr>
-      </w:pPr>
-      <w:r>
-        <w:rPr>
-          <w:sz w:val="24"/>
-          <w:szCs w:val="24"/>
-        </w:rPr>
-        <w:lastRenderedPageBreak/>
+      <w:r>
+        <w:rPr>
+          <w:sz w:val="24"/>
+          <w:szCs w:val="24"/>
+        </w:rPr>
+      </w:r>
+    </w:p>
+    <w:p>
+      <w:pPr>
+        <w:pStyle w:val="Normal"/>
+        <w:pBdr/>
+        <w:spacing w:before="0" w:after="150"/>
+        <w:rPr>
+          <w:sz w:val="24"/>
+          <w:szCs w:val="24"/>
+        </w:rPr>
+      </w:pPr>
+      <w:r>
+        <w:rPr>
+          <w:sz w:val="24"/>
+          <w:szCs w:val="24"/>
+        </w:rPr>
         <w:t>1. Selección de la Metodología de Desarrollo de Software</w:t>
       </w:r>
     </w:p>
     <w:p>
       <w:pPr>
-        <w:pBdr>
-          <w:top w:val="nil"/>
-          <w:left w:val="nil"/>
-          <w:bottom w:val="nil"/>
-          <w:right w:val="nil"/>
-          <w:between w:val="nil"/>
-        </w:pBdr>
-        <w:spacing w:after="150"/>
+        <w:pStyle w:val="Normal"/>
+        <w:pBdr/>
+        <w:spacing w:before="0" w:after="150"/>
         <w:rPr>
           <w:sz w:val="24"/>
           <w:szCs w:val="24"/>
@@ -632,30 +580,26 @@
     </w:p>
     <w:p>
       <w:pPr>
-        <w:pBdr>
-          <w:top w:val="nil"/>
-          <w:left w:val="nil"/>
-          <w:bottom w:val="nil"/>
-          <w:right w:val="nil"/>
-          <w:between w:val="nil"/>
-        </w:pBdr>
-        <w:spacing w:after="150"/>
-        <w:rPr>
-          <w:sz w:val="24"/>
-          <w:szCs w:val="24"/>
-        </w:rPr>
-      </w:pPr>
-    </w:p>
-    <w:p>
-      <w:pPr>
-        <w:pBdr>
-          <w:top w:val="nil"/>
-          <w:left w:val="nil"/>
-          <w:bottom w:val="nil"/>
-          <w:right w:val="nil"/>
-          <w:between w:val="nil"/>
-        </w:pBdr>
-        <w:spacing w:after="150"/>
+        <w:pStyle w:val="Normal"/>
+        <w:pBdr/>
+        <w:spacing w:before="0" w:after="150"/>
+        <w:rPr>
+          <w:sz w:val="24"/>
+          <w:szCs w:val="24"/>
+        </w:rPr>
+      </w:pPr>
+      <w:r>
+        <w:rPr>
+          <w:sz w:val="24"/>
+          <w:szCs w:val="24"/>
+        </w:rPr>
+      </w:r>
+    </w:p>
+    <w:p>
+      <w:pPr>
+        <w:pStyle w:val="Normal"/>
+        <w:pBdr/>
+        <w:spacing w:before="0" w:after="150"/>
         <w:rPr>
           <w:sz w:val="24"/>
           <w:szCs w:val="24"/>
@@ -671,14 +615,9 @@
     </w:p>
     <w:p>
       <w:pPr>
-        <w:pBdr>
-          <w:top w:val="nil"/>
-          <w:left w:val="nil"/>
-          <w:bottom w:val="nil"/>
-          <w:right w:val="nil"/>
-          <w:between w:val="nil"/>
-        </w:pBdr>
-        <w:spacing w:after="150"/>
+        <w:pStyle w:val="Normal"/>
+        <w:pBdr/>
+        <w:spacing w:before="0" w:after="150"/>
         <w:rPr>
           <w:sz w:val="24"/>
           <w:szCs w:val="24"/>
@@ -694,19 +633,14 @@
     </w:p>
     <w:p>
       <w:pPr>
-        <w:pStyle w:val="Prrafodelista"/>
+        <w:pStyle w:val="ListParagraph"/>
         <w:numPr>
           <w:ilvl w:val="0"/>
           <w:numId w:val="2"/>
         </w:numPr>
-        <w:pBdr>
-          <w:top w:val="nil"/>
-          <w:left w:val="nil"/>
-          <w:bottom w:val="nil"/>
-          <w:right w:val="nil"/>
-          <w:between w:val="nil"/>
-        </w:pBdr>
-        <w:spacing w:after="150"/>
+        <w:pBdr/>
+        <w:spacing w:before="0" w:after="150"/>
+        <w:contextualSpacing/>
         <w:rPr>
           <w:sz w:val="24"/>
           <w:szCs w:val="24"/>
@@ -722,36 +656,32 @@
     </w:p>
     <w:p>
       <w:pPr>
-        <w:pStyle w:val="Prrafodelista"/>
-        <w:pBdr>
-          <w:top w:val="nil"/>
-          <w:left w:val="nil"/>
-          <w:bottom w:val="nil"/>
-          <w:right w:val="nil"/>
-          <w:between w:val="nil"/>
-        </w:pBdr>
-        <w:spacing w:after="150"/>
-        <w:rPr>
-          <w:sz w:val="24"/>
-          <w:szCs w:val="24"/>
-        </w:rPr>
-      </w:pPr>
-    </w:p>
-    <w:p>
-      <w:pPr>
-        <w:pStyle w:val="Prrafodelista"/>
+        <w:pStyle w:val="ListParagraph"/>
+        <w:pBdr/>
+        <w:spacing w:before="0" w:after="150"/>
+        <w:contextualSpacing/>
+        <w:rPr>
+          <w:sz w:val="24"/>
+          <w:szCs w:val="24"/>
+        </w:rPr>
+      </w:pPr>
+      <w:r>
+        <w:rPr>
+          <w:sz w:val="24"/>
+          <w:szCs w:val="24"/>
+        </w:rPr>
+      </w:r>
+    </w:p>
+    <w:p>
+      <w:pPr>
+        <w:pStyle w:val="ListParagraph"/>
         <w:numPr>
           <w:ilvl w:val="0"/>
           <w:numId w:val="2"/>
         </w:numPr>
-        <w:pBdr>
-          <w:top w:val="nil"/>
-          <w:left w:val="nil"/>
-          <w:bottom w:val="nil"/>
-          <w:right w:val="nil"/>
-          <w:between w:val="nil"/>
-        </w:pBdr>
-        <w:spacing w:after="150"/>
+        <w:pBdr/>
+        <w:spacing w:before="0" w:after="150"/>
+        <w:contextualSpacing/>
         <w:rPr>
           <w:sz w:val="24"/>
           <w:szCs w:val="24"/>
@@ -767,165 +697,138 @@
     </w:p>
     <w:p>
       <w:pPr>
-        <w:pStyle w:val="Prrafodelista"/>
-        <w:rPr>
-          <w:sz w:val="24"/>
-          <w:szCs w:val="24"/>
-        </w:rPr>
-      </w:pPr>
-    </w:p>
-    <w:p>
-      <w:pPr>
-        <w:pStyle w:val="Prrafodelista"/>
-        <w:pBdr>
-          <w:top w:val="nil"/>
-          <w:left w:val="nil"/>
-          <w:bottom w:val="nil"/>
-          <w:right w:val="nil"/>
-          <w:between w:val="nil"/>
-        </w:pBdr>
-        <w:spacing w:after="150"/>
-        <w:rPr>
-          <w:sz w:val="24"/>
-          <w:szCs w:val="24"/>
-        </w:rPr>
-      </w:pPr>
-    </w:p>
-    <w:p>
-      <w:pPr>
-        <w:pStyle w:val="Prrafodelista"/>
+        <w:pStyle w:val="ListParagraph"/>
+        <w:rPr>
+          <w:sz w:val="24"/>
+          <w:szCs w:val="24"/>
+        </w:rPr>
+      </w:pPr>
+      <w:r>
+        <w:rPr>
+          <w:sz w:val="24"/>
+          <w:szCs w:val="24"/>
+        </w:rPr>
+      </w:r>
+    </w:p>
+    <w:p>
+      <w:pPr>
+        <w:pStyle w:val="ListParagraph"/>
+        <w:pBdr/>
+        <w:spacing w:before="0" w:after="150"/>
+        <w:contextualSpacing/>
+        <w:rPr>
+          <w:sz w:val="24"/>
+          <w:szCs w:val="24"/>
+        </w:rPr>
+      </w:pPr>
+      <w:r>
+        <w:rPr>
+          <w:sz w:val="24"/>
+          <w:szCs w:val="24"/>
+        </w:rPr>
+      </w:r>
+    </w:p>
+    <w:p>
+      <w:pPr>
+        <w:pStyle w:val="ListParagraph"/>
         <w:numPr>
           <w:ilvl w:val="0"/>
           <w:numId w:val="2"/>
         </w:numPr>
-        <w:pBdr>
-          <w:top w:val="nil"/>
-          <w:left w:val="nil"/>
-          <w:bottom w:val="nil"/>
-          <w:right w:val="nil"/>
-          <w:between w:val="nil"/>
-        </w:pBdr>
-        <w:spacing w:after="150"/>
-        <w:rPr>
-          <w:sz w:val="24"/>
-          <w:szCs w:val="24"/>
-        </w:rPr>
-      </w:pPr>
-      <w:r>
-        <w:rPr>
-          <w:sz w:val="24"/>
-          <w:szCs w:val="24"/>
-        </w:rPr>
-        <w:t xml:space="preserve">Retroalimentación temprana y adaptabilidad: A diferencia del modelo en cascada </w:t>
-      </w:r>
-      <w:r>
-        <w:rPr>
-          <w:sz w:val="24"/>
-          <w:szCs w:val="24"/>
-        </w:rPr>
-        <w:t>(</w:t>
-      </w:r>
-      <w:r>
-        <w:rPr>
-          <w:sz w:val="24"/>
-          <w:szCs w:val="24"/>
-        </w:rPr>
-        <w:t>donde el cliente interactúa con el producto solo al final del ciclo</w:t>
-      </w:r>
-      <w:r>
-        <w:rPr>
-          <w:sz w:val="24"/>
-          <w:szCs w:val="24"/>
-        </w:rPr>
-        <w:t>)</w:t>
-      </w:r>
-      <w:r>
-        <w:rPr>
-          <w:sz w:val="24"/>
-          <w:szCs w:val="24"/>
-        </w:rPr>
-        <w:t>, este modelo nos permite presentar prototipos funcionales y operacionales. Esto garantiza que cualquier desviación en los requisitos de la gestión de Fitness/Wellness pueda corregirse antes de avanzar a etapas donde el costo de refactorización sea prohibitivo.</w:t>
-      </w:r>
-    </w:p>
-    <w:p>
-      <w:pPr>
-        <w:pBdr>
-          <w:top w:val="nil"/>
-          <w:left w:val="nil"/>
-          <w:bottom w:val="nil"/>
-          <w:right w:val="nil"/>
-          <w:between w:val="nil"/>
-        </w:pBdr>
-        <w:spacing w:after="150"/>
-        <w:rPr>
-          <w:sz w:val="24"/>
-          <w:szCs w:val="24"/>
-        </w:rPr>
-      </w:pPr>
-    </w:p>
-    <w:p>
-      <w:pPr>
-        <w:pBdr>
-          <w:top w:val="nil"/>
-          <w:left w:val="nil"/>
-          <w:bottom w:val="nil"/>
-          <w:right w:val="nil"/>
-          <w:between w:val="nil"/>
-        </w:pBdr>
-        <w:spacing w:after="150"/>
-        <w:rPr>
-          <w:sz w:val="24"/>
-          <w:szCs w:val="24"/>
-        </w:rPr>
-      </w:pPr>
-    </w:p>
-    <w:p>
-      <w:pPr>
-        <w:pBdr>
-          <w:top w:val="nil"/>
-          <w:left w:val="nil"/>
-          <w:bottom w:val="nil"/>
-          <w:right w:val="nil"/>
-          <w:between w:val="nil"/>
-        </w:pBdr>
-        <w:spacing w:after="150"/>
-        <w:rPr>
-          <w:sz w:val="24"/>
-          <w:szCs w:val="24"/>
-        </w:rPr>
-      </w:pPr>
-    </w:p>
-    <w:p>
-      <w:pPr>
-        <w:pBdr>
-          <w:top w:val="nil"/>
-          <w:left w:val="nil"/>
-          <w:bottom w:val="nil"/>
-          <w:right w:val="nil"/>
-          <w:between w:val="nil"/>
-        </w:pBdr>
-        <w:spacing w:after="150"/>
-        <w:rPr>
-          <w:sz w:val="24"/>
-          <w:szCs w:val="24"/>
-        </w:rPr>
-      </w:pPr>
-    </w:p>
-    <w:p>
-      <w:pPr>
-        <w:pStyle w:val="Prrafodelista"/>
+        <w:pBdr/>
+        <w:spacing w:before="0" w:after="150"/>
+        <w:contextualSpacing/>
+        <w:rPr>
+          <w:sz w:val="24"/>
+          <w:szCs w:val="24"/>
+        </w:rPr>
+      </w:pPr>
+      <w:r>
+        <w:rPr>
+          <w:sz w:val="24"/>
+          <w:szCs w:val="24"/>
+        </w:rPr>
+        <w:t>Retroalimentación temprana y adaptabilidad: A diferencia del modelo en cascada (donde el cliente interactúa con el producto solo al final del ciclo), este modelo nos permite presentar prototipos funcionales y operacionales. Esto garantiza que cualquier desviación en los requisitos de la gestión de Fitness/Wellness pueda corregirse antes de avanzar a etapas donde el costo de refactorización sea prohibitivo.</w:t>
+      </w:r>
+    </w:p>
+    <w:p>
+      <w:pPr>
+        <w:pStyle w:val="Normal"/>
+        <w:pBdr/>
+        <w:spacing w:before="0" w:after="150"/>
+        <w:rPr>
+          <w:sz w:val="24"/>
+          <w:szCs w:val="24"/>
+        </w:rPr>
+      </w:pPr>
+      <w:r>
+        <w:rPr>
+          <w:sz w:val="24"/>
+          <w:szCs w:val="24"/>
+        </w:rPr>
+      </w:r>
+    </w:p>
+    <w:p>
+      <w:pPr>
+        <w:pStyle w:val="Normal"/>
+        <w:pBdr/>
+        <w:spacing w:before="0" w:after="150"/>
+        <w:rPr>
+          <w:sz w:val="24"/>
+          <w:szCs w:val="24"/>
+        </w:rPr>
+      </w:pPr>
+      <w:r>
+        <w:rPr>
+          <w:sz w:val="24"/>
+          <w:szCs w:val="24"/>
+        </w:rPr>
+      </w:r>
+    </w:p>
+    <w:p>
+      <w:pPr>
+        <w:pStyle w:val="Normal"/>
+        <w:pBdr/>
+        <w:spacing w:before="0" w:after="150"/>
+        <w:rPr>
+          <w:sz w:val="24"/>
+          <w:szCs w:val="24"/>
+        </w:rPr>
+      </w:pPr>
+      <w:r>
+        <w:rPr>
+          <w:sz w:val="24"/>
+          <w:szCs w:val="24"/>
+        </w:rPr>
+      </w:r>
+    </w:p>
+    <w:p>
+      <w:pPr>
+        <w:pStyle w:val="Normal"/>
+        <w:pBdr/>
+        <w:spacing w:before="0" w:after="150"/>
+        <w:rPr>
+          <w:sz w:val="24"/>
+          <w:szCs w:val="24"/>
+        </w:rPr>
+      </w:pPr>
+      <w:r>
+        <w:rPr>
+          <w:sz w:val="24"/>
+          <w:szCs w:val="24"/>
+        </w:rPr>
+      </w:r>
+    </w:p>
+    <w:p>
+      <w:pPr>
+        <w:pStyle w:val="ListParagraph"/>
         <w:numPr>
           <w:ilvl w:val="0"/>
           <w:numId w:val="1"/>
         </w:numPr>
-        <w:pBdr>
-          <w:top w:val="nil"/>
-          <w:left w:val="nil"/>
-          <w:bottom w:val="nil"/>
-          <w:right w:val="nil"/>
-          <w:between w:val="nil"/>
-        </w:pBdr>
-        <w:spacing w:after="150"/>
+        <w:pBdr/>
+        <w:spacing w:before="0" w:after="150"/>
+        <w:contextualSpacing/>
         <w:rPr>
           <w:sz w:val="24"/>
           <w:szCs w:val="24"/>
@@ -941,30 +844,35 @@
     </w:p>
     <w:p>
       <w:pPr>
-        <w:pStyle w:val="Prrafodelista"/>
-        <w:pBdr>
-          <w:top w:val="nil"/>
-          <w:left w:val="nil"/>
-          <w:bottom w:val="nil"/>
-          <w:right w:val="nil"/>
-          <w:between w:val="nil"/>
-        </w:pBdr>
-        <w:spacing w:after="150"/>
-        <w:rPr>
-          <w:sz w:val="24"/>
-          <w:szCs w:val="24"/>
-        </w:rPr>
-      </w:pPr>
+        <w:pStyle w:val="ListParagraph"/>
+        <w:pBdr/>
+        <w:spacing w:before="0" w:after="150"/>
+        <w:contextualSpacing/>
+        <w:rPr>
+          <w:sz w:val="24"/>
+          <w:szCs w:val="24"/>
+        </w:rPr>
+      </w:pPr>
+      <w:r>
+        <w:rPr>
+          <w:sz w:val="24"/>
+          <w:szCs w:val="24"/>
+        </w:rPr>
+      </w:r>
     </w:p>
     <w:tbl>
       <w:tblPr>
-        <w:tblW w:w="0" w:type="auto"/>
-        <w:tblCellSpacing w:w="15" w:type="dxa"/>
+        <w:tblW w:w="9344" w:type="dxa"/>
+        <w:jc w:val="start"/>
+        <w:tblInd w:w="0" w:type="dxa"/>
+        <w:tblLayout w:type="fixed"/>
         <w:tblCellMar>
-          <w:left w:w="0" w:type="dxa"/>
-          <w:right w:w="0" w:type="dxa"/>
+          <w:top w:w="120" w:type="dxa"/>
+          <w:start w:w="180" w:type="dxa"/>
+          <w:bottom w:w="120" w:type="dxa"/>
+          <w:end w:w="180" w:type="dxa"/>
         </w:tblCellMar>
-        <w:tblLook w:val="04A0" w:firstRow="1" w:lastRow="0" w:firstColumn="1" w:lastColumn="0" w:noHBand="0" w:noVBand="1"/>
+        <w:tblLook w:noHBand="0" w:noVBand="1" w:firstColumn="1" w:lastRow="0" w:lastColumn="0" w:firstRow="1" w:val="04a0"/>
       </w:tblPr>
       <w:tblGrid>
         <w:gridCol w:w="1977"/>
@@ -973,37 +881,24 @@
       </w:tblGrid>
       <w:tr>
         <w:trPr>
-          <w:tblHeader/>
-          <w:tblCellSpacing w:w="15" w:type="dxa"/>
+          <w:tblHeader w:val="true"/>
         </w:trPr>
         <w:tc>
           <w:tcPr>
-            <w:tcW w:w="0" w:type="auto"/>
+            <w:tcW w:w="1977" w:type="dxa"/>
             <w:tcBorders>
               <w:top w:val="single" w:sz="6" w:space="0" w:color="C4C7C5"/>
-              <w:left w:val="single" w:sz="6" w:space="0" w:color="C4C7C5"/>
+              <w:start w:val="single" w:sz="6" w:space="0" w:color="C4C7C5"/>
               <w:bottom w:val="single" w:sz="6" w:space="0" w:color="C4C7C5"/>
-              <w:right w:val="single" w:sz="6" w:space="0" w:color="C4C7C5"/>
+              <w:end w:val="single" w:sz="6" w:space="0" w:color="C4C7C5"/>
             </w:tcBorders>
-            <w:tcMar>
-              <w:top w:w="120" w:type="dxa"/>
-              <w:left w:w="180" w:type="dxa"/>
-              <w:bottom w:w="120" w:type="dxa"/>
-              <w:right w:w="180" w:type="dxa"/>
-            </w:tcMar>
             <w:vAlign w:val="center"/>
-            <w:hideMark/>
           </w:tcPr>
           <w:p>
             <w:pPr>
-              <w:pBdr>
-                <w:top w:val="nil"/>
-                <w:left w:val="nil"/>
-                <w:bottom w:val="nil"/>
-                <w:right w:val="nil"/>
-                <w:between w:val="nil"/>
-              </w:pBdr>
-              <w:spacing w:after="150"/>
+              <w:pStyle w:val="Normal"/>
+              <w:pBdr/>
+              <w:spacing w:before="0" w:after="150"/>
               <w:rPr>
                 <w:sz w:val="24"/>
                 <w:szCs w:val="24"/>
@@ -1022,32 +917,20 @@
         </w:tc>
         <w:tc>
           <w:tcPr>
-            <w:tcW w:w="0" w:type="auto"/>
+            <w:tcW w:w="3091" w:type="dxa"/>
             <w:tcBorders>
               <w:top w:val="single" w:sz="6" w:space="0" w:color="C4C7C5"/>
-              <w:left w:val="single" w:sz="6" w:space="0" w:color="C4C7C5"/>
+              <w:start w:val="single" w:sz="6" w:space="0" w:color="C4C7C5"/>
               <w:bottom w:val="single" w:sz="6" w:space="0" w:color="C4C7C5"/>
-              <w:right w:val="single" w:sz="6" w:space="0" w:color="C4C7C5"/>
+              <w:end w:val="single" w:sz="6" w:space="0" w:color="C4C7C5"/>
             </w:tcBorders>
-            <w:tcMar>
-              <w:top w:w="120" w:type="dxa"/>
-              <w:left w:w="180" w:type="dxa"/>
-              <w:bottom w:w="120" w:type="dxa"/>
-              <w:right w:w="180" w:type="dxa"/>
-            </w:tcMar>
             <w:vAlign w:val="center"/>
-            <w:hideMark/>
           </w:tcPr>
           <w:p>
             <w:pPr>
-              <w:pBdr>
-                <w:top w:val="nil"/>
-                <w:left w:val="nil"/>
-                <w:bottom w:val="nil"/>
-                <w:right w:val="nil"/>
-                <w:between w:val="nil"/>
-              </w:pBdr>
-              <w:spacing w:after="150"/>
+              <w:pStyle w:val="Normal"/>
+              <w:pBdr/>
+              <w:spacing w:before="0" w:after="150"/>
               <w:rPr>
                 <w:sz w:val="24"/>
                 <w:szCs w:val="24"/>
@@ -1066,32 +949,20 @@
         </w:tc>
         <w:tc>
           <w:tcPr>
-            <w:tcW w:w="0" w:type="auto"/>
+            <w:tcW w:w="4276" w:type="dxa"/>
             <w:tcBorders>
               <w:top w:val="single" w:sz="6" w:space="0" w:color="C4C7C5"/>
-              <w:left w:val="single" w:sz="6" w:space="0" w:color="C4C7C5"/>
+              <w:start w:val="single" w:sz="6" w:space="0" w:color="C4C7C5"/>
               <w:bottom w:val="single" w:sz="6" w:space="0" w:color="C4C7C5"/>
-              <w:right w:val="single" w:sz="6" w:space="0" w:color="C4C7C5"/>
+              <w:end w:val="single" w:sz="6" w:space="0" w:color="C4C7C5"/>
             </w:tcBorders>
-            <w:tcMar>
-              <w:top w:w="120" w:type="dxa"/>
-              <w:left w:w="180" w:type="dxa"/>
-              <w:bottom w:w="120" w:type="dxa"/>
-              <w:right w:w="180" w:type="dxa"/>
-            </w:tcMar>
             <w:vAlign w:val="center"/>
-            <w:hideMark/>
           </w:tcPr>
           <w:p>
             <w:pPr>
-              <w:pBdr>
-                <w:top w:val="nil"/>
-                <w:left w:val="nil"/>
-                <w:bottom w:val="nil"/>
-                <w:right w:val="nil"/>
-                <w:between w:val="nil"/>
-              </w:pBdr>
-              <w:spacing w:after="150"/>
+              <w:pStyle w:val="Normal"/>
+              <w:pBdr/>
+              <w:spacing w:before="0" w:after="150"/>
               <w:rPr>
                 <w:sz w:val="24"/>
                 <w:szCs w:val="24"/>
@@ -1110,37 +981,23 @@
         </w:tc>
       </w:tr>
       <w:tr>
-        <w:trPr>
-          <w:tblCellSpacing w:w="15" w:type="dxa"/>
-        </w:trPr>
+        <w:trPr/>
         <w:tc>
           <w:tcPr>
-            <w:tcW w:w="0" w:type="auto"/>
+            <w:tcW w:w="1977" w:type="dxa"/>
             <w:tcBorders>
               <w:top w:val="single" w:sz="6" w:space="0" w:color="C4C7C5"/>
-              <w:left w:val="single" w:sz="6" w:space="0" w:color="C4C7C5"/>
+              <w:start w:val="single" w:sz="6" w:space="0" w:color="C4C7C5"/>
               <w:bottom w:val="single" w:sz="6" w:space="0" w:color="C4C7C5"/>
-              <w:right w:val="single" w:sz="6" w:space="0" w:color="C4C7C5"/>
+              <w:end w:val="single" w:sz="6" w:space="0" w:color="C4C7C5"/>
             </w:tcBorders>
-            <w:tcMar>
-              <w:top w:w="120" w:type="dxa"/>
-              <w:left w:w="180" w:type="dxa"/>
-              <w:bottom w:w="120" w:type="dxa"/>
-              <w:right w:w="180" w:type="dxa"/>
-            </w:tcMar>
             <w:vAlign w:val="center"/>
-            <w:hideMark/>
           </w:tcPr>
           <w:p>
             <w:pPr>
-              <w:pBdr>
-                <w:top w:val="nil"/>
-                <w:left w:val="nil"/>
-                <w:bottom w:val="nil"/>
-                <w:right w:val="nil"/>
-                <w:between w:val="nil"/>
-              </w:pBdr>
-              <w:spacing w:after="150"/>
+              <w:pStyle w:val="Normal"/>
+              <w:pBdr/>
+              <w:spacing w:before="0" w:after="150"/>
               <w:rPr>
                 <w:sz w:val="24"/>
                 <w:szCs w:val="24"/>
@@ -1153,38 +1010,26 @@
                 <w:sz w:val="24"/>
                 <w:szCs w:val="24"/>
               </w:rPr>
-              <w:t>Incremento 1 (Actual)</w:t>
+              <w:t xml:space="preserve">Incremento 1 </w:t>
             </w:r>
           </w:p>
         </w:tc>
         <w:tc>
           <w:tcPr>
-            <w:tcW w:w="0" w:type="auto"/>
+            <w:tcW w:w="3091" w:type="dxa"/>
             <w:tcBorders>
               <w:top w:val="single" w:sz="6" w:space="0" w:color="C4C7C5"/>
-              <w:left w:val="single" w:sz="6" w:space="0" w:color="C4C7C5"/>
+              <w:start w:val="single" w:sz="6" w:space="0" w:color="C4C7C5"/>
               <w:bottom w:val="single" w:sz="6" w:space="0" w:color="C4C7C5"/>
-              <w:right w:val="single" w:sz="6" w:space="0" w:color="C4C7C5"/>
+              <w:end w:val="single" w:sz="6" w:space="0" w:color="C4C7C5"/>
             </w:tcBorders>
-            <w:tcMar>
-              <w:top w:w="120" w:type="dxa"/>
-              <w:left w:w="180" w:type="dxa"/>
-              <w:bottom w:w="120" w:type="dxa"/>
-              <w:right w:w="180" w:type="dxa"/>
-            </w:tcMar>
             <w:vAlign w:val="center"/>
-            <w:hideMark/>
           </w:tcPr>
           <w:p>
             <w:pPr>
-              <w:pBdr>
-                <w:top w:val="nil"/>
-                <w:left w:val="nil"/>
-                <w:bottom w:val="nil"/>
-                <w:right w:val="nil"/>
-                <w:between w:val="nil"/>
-              </w:pBdr>
-              <w:spacing w:after="150"/>
+              <w:pStyle w:val="Normal"/>
+              <w:pBdr/>
+              <w:spacing w:before="0" w:after="150"/>
               <w:rPr>
                 <w:sz w:val="24"/>
                 <w:szCs w:val="24"/>
@@ -1195,38 +1040,26 @@
                 <w:sz w:val="24"/>
                 <w:szCs w:val="24"/>
               </w:rPr>
-              <w:t>Interfaz de usuario y presentación.</w:t>
+              <w:t>Base del sistema: maquetación, mapa Leaflet con rutas de Maracaibo, navegación y temas</w:t>
             </w:r>
           </w:p>
         </w:tc>
         <w:tc>
           <w:tcPr>
-            <w:tcW w:w="0" w:type="auto"/>
+            <w:tcW w:w="4276" w:type="dxa"/>
             <w:tcBorders>
               <w:top w:val="single" w:sz="6" w:space="0" w:color="C4C7C5"/>
-              <w:left w:val="single" w:sz="6" w:space="0" w:color="C4C7C5"/>
+              <w:start w:val="single" w:sz="6" w:space="0" w:color="C4C7C5"/>
               <w:bottom w:val="single" w:sz="6" w:space="0" w:color="C4C7C5"/>
-              <w:right w:val="single" w:sz="6" w:space="0" w:color="C4C7C5"/>
+              <w:end w:val="single" w:sz="6" w:space="0" w:color="C4C7C5"/>
             </w:tcBorders>
-            <w:tcMar>
-              <w:top w:w="120" w:type="dxa"/>
-              <w:left w:w="180" w:type="dxa"/>
-              <w:bottom w:w="120" w:type="dxa"/>
-              <w:right w:w="180" w:type="dxa"/>
-            </w:tcMar>
             <w:vAlign w:val="center"/>
-            <w:hideMark/>
           </w:tcPr>
           <w:p>
             <w:pPr>
-              <w:pBdr>
-                <w:top w:val="nil"/>
-                <w:left w:val="nil"/>
-                <w:bottom w:val="nil"/>
-                <w:right w:val="nil"/>
-                <w:between w:val="nil"/>
-              </w:pBdr>
-              <w:spacing w:after="150"/>
+              <w:pStyle w:val="Normal"/>
+              <w:pBdr/>
+              <w:spacing w:before="0" w:after="150"/>
               <w:rPr>
                 <w:sz w:val="24"/>
                 <w:szCs w:val="24"/>
@@ -1237,43 +1070,29 @@
                 <w:sz w:val="24"/>
                 <w:szCs w:val="24"/>
               </w:rPr>
-              <w:t>Maquetación web, estructura de vistas iniciales.</w:t>
+              <w:t>datos.js, util.js, StateStore, Navegacion, Tema</w:t>
             </w:r>
           </w:p>
         </w:tc>
       </w:tr>
       <w:tr>
-        <w:trPr>
-          <w:tblCellSpacing w:w="15" w:type="dxa"/>
-        </w:trPr>
+        <w:trPr/>
         <w:tc>
           <w:tcPr>
-            <w:tcW w:w="0" w:type="auto"/>
+            <w:tcW w:w="1977" w:type="dxa"/>
             <w:tcBorders>
               <w:top w:val="single" w:sz="6" w:space="0" w:color="C4C7C5"/>
-              <w:left w:val="single" w:sz="6" w:space="0" w:color="C4C7C5"/>
+              <w:start w:val="single" w:sz="6" w:space="0" w:color="C4C7C5"/>
               <w:bottom w:val="single" w:sz="6" w:space="0" w:color="C4C7C5"/>
-              <w:right w:val="single" w:sz="6" w:space="0" w:color="C4C7C5"/>
+              <w:end w:val="single" w:sz="6" w:space="0" w:color="C4C7C5"/>
             </w:tcBorders>
-            <w:tcMar>
-              <w:top w:w="120" w:type="dxa"/>
-              <w:left w:w="180" w:type="dxa"/>
-              <w:bottom w:w="120" w:type="dxa"/>
-              <w:right w:w="180" w:type="dxa"/>
-            </w:tcMar>
             <w:vAlign w:val="center"/>
-            <w:hideMark/>
           </w:tcPr>
           <w:p>
             <w:pPr>
-              <w:pBdr>
-                <w:top w:val="nil"/>
-                <w:left w:val="nil"/>
-                <w:bottom w:val="nil"/>
-                <w:right w:val="nil"/>
-                <w:between w:val="nil"/>
-              </w:pBdr>
-              <w:spacing w:after="150"/>
+              <w:pStyle w:val="Normal"/>
+              <w:pBdr/>
+              <w:spacing w:before="0" w:after="150"/>
               <w:rPr>
                 <w:sz w:val="24"/>
                 <w:szCs w:val="24"/>
@@ -1292,32 +1111,20 @@
         </w:tc>
         <w:tc>
           <w:tcPr>
-            <w:tcW w:w="0" w:type="auto"/>
+            <w:tcW w:w="3091" w:type="dxa"/>
             <w:tcBorders>
               <w:top w:val="single" w:sz="6" w:space="0" w:color="C4C7C5"/>
-              <w:left w:val="single" w:sz="6" w:space="0" w:color="C4C7C5"/>
+              <w:start w:val="single" w:sz="6" w:space="0" w:color="C4C7C5"/>
               <w:bottom w:val="single" w:sz="6" w:space="0" w:color="C4C7C5"/>
-              <w:right w:val="single" w:sz="6" w:space="0" w:color="C4C7C5"/>
+              <w:end w:val="single" w:sz="6" w:space="0" w:color="C4C7C5"/>
             </w:tcBorders>
-            <w:tcMar>
-              <w:top w:w="120" w:type="dxa"/>
-              <w:left w:w="180" w:type="dxa"/>
-              <w:bottom w:w="120" w:type="dxa"/>
-              <w:right w:w="180" w:type="dxa"/>
-            </w:tcMar>
             <w:vAlign w:val="center"/>
-            <w:hideMark/>
           </w:tcPr>
           <w:p>
             <w:pPr>
-              <w:pBdr>
-                <w:top w:val="nil"/>
-                <w:left w:val="nil"/>
-                <w:bottom w:val="nil"/>
-                <w:right w:val="nil"/>
-                <w:between w:val="nil"/>
-              </w:pBdr>
-              <w:spacing w:after="150"/>
+              <w:pStyle w:val="Normal"/>
+              <w:pBdr/>
+              <w:spacing w:before="0" w:after="150"/>
               <w:rPr>
                 <w:sz w:val="24"/>
                 <w:szCs w:val="24"/>
@@ -1328,38 +1135,26 @@
                 <w:sz w:val="24"/>
                 <w:szCs w:val="24"/>
               </w:rPr>
-              <w:t>Gestión de Usuarios y Perfiles de Corredores.</w:t>
+              <w:t>Actividad de running con GPS: cronómetro, HUD, traza, proximidad e historial local</w:t>
             </w:r>
           </w:p>
         </w:tc>
         <w:tc>
           <w:tcPr>
-            <w:tcW w:w="0" w:type="auto"/>
+            <w:tcW w:w="4276" w:type="dxa"/>
             <w:tcBorders>
               <w:top w:val="single" w:sz="6" w:space="0" w:color="C4C7C5"/>
-              <w:left w:val="single" w:sz="6" w:space="0" w:color="C4C7C5"/>
+              <w:start w:val="single" w:sz="6" w:space="0" w:color="C4C7C5"/>
               <w:bottom w:val="single" w:sz="6" w:space="0" w:color="C4C7C5"/>
-              <w:right w:val="single" w:sz="6" w:space="0" w:color="C4C7C5"/>
+              <w:end w:val="single" w:sz="6" w:space="0" w:color="C4C7C5"/>
             </w:tcBorders>
-            <w:tcMar>
-              <w:top w:w="120" w:type="dxa"/>
-              <w:left w:w="180" w:type="dxa"/>
-              <w:bottom w:w="120" w:type="dxa"/>
-              <w:right w:w="180" w:type="dxa"/>
-            </w:tcMar>
             <w:vAlign w:val="center"/>
-            <w:hideMark/>
           </w:tcPr>
           <w:p>
             <w:pPr>
-              <w:pBdr>
-                <w:top w:val="nil"/>
-                <w:left w:val="nil"/>
-                <w:bottom w:val="nil"/>
-                <w:right w:val="nil"/>
-                <w:between w:val="nil"/>
-              </w:pBdr>
-              <w:spacing w:after="150"/>
+              <w:pStyle w:val="Normal"/>
+              <w:pBdr/>
+              <w:spacing w:before="0" w:after="150"/>
               <w:rPr>
                 <w:sz w:val="24"/>
                 <w:szCs w:val="24"/>
@@ -1370,57 +1165,29 @@
                 <w:sz w:val="24"/>
                 <w:szCs w:val="24"/>
               </w:rPr>
-              <w:t xml:space="preserve">Clases Usuario, </w:t>
-            </w:r>
-            <w:r>
-              <w:rPr>
-                <w:sz w:val="24"/>
-                <w:szCs w:val="24"/>
-              </w:rPr>
-              <w:t>Coach</w:t>
-            </w:r>
-            <w:r>
-              <w:rPr>
-                <w:sz w:val="24"/>
-                <w:szCs w:val="24"/>
-              </w:rPr>
-              <w:t>, PlanEntrenamiento. Encapsulamiento y CRUD básico.</w:t>
+              <w:t>Actividad, TipoActividad→Trote/Carrera, GeolocationService, ProximityDetector, HistoryRepository</w:t>
             </w:r>
           </w:p>
         </w:tc>
       </w:tr>
       <w:tr>
-        <w:trPr>
-          <w:tblCellSpacing w:w="15" w:type="dxa"/>
-        </w:trPr>
+        <w:trPr/>
         <w:tc>
           <w:tcPr>
-            <w:tcW w:w="0" w:type="auto"/>
+            <w:tcW w:w="1977" w:type="dxa"/>
             <w:tcBorders>
               <w:top w:val="single" w:sz="6" w:space="0" w:color="C4C7C5"/>
-              <w:left w:val="single" w:sz="6" w:space="0" w:color="C4C7C5"/>
+              <w:start w:val="single" w:sz="6" w:space="0" w:color="C4C7C5"/>
               <w:bottom w:val="single" w:sz="6" w:space="0" w:color="C4C7C5"/>
-              <w:right w:val="single" w:sz="6" w:space="0" w:color="C4C7C5"/>
+              <w:end w:val="single" w:sz="6" w:space="0" w:color="C4C7C5"/>
             </w:tcBorders>
-            <w:tcMar>
-              <w:top w:w="120" w:type="dxa"/>
-              <w:left w:w="180" w:type="dxa"/>
-              <w:bottom w:w="120" w:type="dxa"/>
-              <w:right w:w="180" w:type="dxa"/>
-            </w:tcMar>
             <w:vAlign w:val="center"/>
-            <w:hideMark/>
           </w:tcPr>
           <w:p>
             <w:pPr>
-              <w:pBdr>
-                <w:top w:val="nil"/>
-                <w:left w:val="nil"/>
-                <w:bottom w:val="nil"/>
-                <w:right w:val="nil"/>
-                <w:between w:val="nil"/>
-              </w:pBdr>
-              <w:spacing w:after="150"/>
+              <w:pStyle w:val="Normal"/>
+              <w:pBdr/>
+              <w:spacing w:before="0" w:after="150"/>
               <w:rPr>
                 <w:sz w:val="24"/>
                 <w:szCs w:val="24"/>
@@ -1439,32 +1206,20 @@
         </w:tc>
         <w:tc>
           <w:tcPr>
-            <w:tcW w:w="0" w:type="auto"/>
+            <w:tcW w:w="3091" w:type="dxa"/>
             <w:tcBorders>
               <w:top w:val="single" w:sz="6" w:space="0" w:color="C4C7C5"/>
-              <w:left w:val="single" w:sz="6" w:space="0" w:color="C4C7C5"/>
+              <w:start w:val="single" w:sz="6" w:space="0" w:color="C4C7C5"/>
               <w:bottom w:val="single" w:sz="6" w:space="0" w:color="C4C7C5"/>
-              <w:right w:val="single" w:sz="6" w:space="0" w:color="C4C7C5"/>
+              <w:end w:val="single" w:sz="6" w:space="0" w:color="C4C7C5"/>
             </w:tcBorders>
-            <w:tcMar>
-              <w:top w:w="120" w:type="dxa"/>
-              <w:left w:w="180" w:type="dxa"/>
-              <w:bottom w:w="120" w:type="dxa"/>
-              <w:right w:w="180" w:type="dxa"/>
-            </w:tcMar>
             <w:vAlign w:val="center"/>
-            <w:hideMark/>
           </w:tcPr>
           <w:p>
             <w:pPr>
-              <w:pBdr>
-                <w:top w:val="nil"/>
-                <w:left w:val="nil"/>
-                <w:bottom w:val="nil"/>
-                <w:right w:val="nil"/>
-                <w:between w:val="nil"/>
-              </w:pBdr>
-              <w:spacing w:after="150"/>
+              <w:pStyle w:val="Normal"/>
+              <w:pBdr/>
+              <w:spacing w:before="0" w:after="150"/>
               <w:rPr>
                 <w:sz w:val="24"/>
                 <w:szCs w:val="24"/>
@@ -1475,38 +1230,26 @@
                 <w:sz w:val="24"/>
                 <w:szCs w:val="24"/>
               </w:rPr>
-              <w:t>Registro y Tracking de Carreras / Métricas.</w:t>
+              <w:t>Cuenta y datos en la nube</w:t>
             </w:r>
           </w:p>
         </w:tc>
         <w:tc>
           <w:tcPr>
-            <w:tcW w:w="0" w:type="auto"/>
+            <w:tcW w:w="4276" w:type="dxa"/>
             <w:tcBorders>
               <w:top w:val="single" w:sz="6" w:space="0" w:color="C4C7C5"/>
-              <w:left w:val="single" w:sz="6" w:space="0" w:color="C4C7C5"/>
+              <w:start w:val="single" w:sz="6" w:space="0" w:color="C4C7C5"/>
               <w:bottom w:val="single" w:sz="6" w:space="0" w:color="C4C7C5"/>
-              <w:right w:val="single" w:sz="6" w:space="0" w:color="C4C7C5"/>
+              <w:end w:val="single" w:sz="6" w:space="0" w:color="C4C7C5"/>
             </w:tcBorders>
-            <w:tcMar>
-              <w:top w:w="120" w:type="dxa"/>
-              <w:left w:w="180" w:type="dxa"/>
-              <w:bottom w:w="120" w:type="dxa"/>
-              <w:right w:w="180" w:type="dxa"/>
-            </w:tcMar>
             <w:vAlign w:val="center"/>
-            <w:hideMark/>
           </w:tcPr>
           <w:p>
             <w:pPr>
-              <w:pBdr>
-                <w:top w:val="nil"/>
-                <w:left w:val="nil"/>
-                <w:bottom w:val="nil"/>
-                <w:right w:val="nil"/>
-                <w:between w:val="nil"/>
-              </w:pBdr>
-              <w:spacing w:after="150"/>
+              <w:pStyle w:val="Normal"/>
+              <w:pBdr/>
+              <w:spacing w:before="0" w:after="150"/>
               <w:rPr>
                 <w:sz w:val="24"/>
                 <w:szCs w:val="24"/>
@@ -1517,43 +1260,29 @@
                 <w:sz w:val="24"/>
                 <w:szCs w:val="24"/>
               </w:rPr>
-              <w:t>Lógica de negocio, actividades, manejo de colecciones de datos.</w:t>
+              <w:t>AuthService, Supabase (auth, actividades, buckets avatars/logs), políticas RLS, Logger</w:t>
             </w:r>
           </w:p>
         </w:tc>
       </w:tr>
       <w:tr>
-        <w:trPr>
-          <w:tblCellSpacing w:w="15" w:type="dxa"/>
-        </w:trPr>
+        <w:trPr/>
         <w:tc>
           <w:tcPr>
-            <w:tcW w:w="0" w:type="auto"/>
+            <w:tcW w:w="1977" w:type="dxa"/>
             <w:tcBorders>
               <w:top w:val="single" w:sz="6" w:space="0" w:color="C4C7C5"/>
-              <w:left w:val="single" w:sz="6" w:space="0" w:color="C4C7C5"/>
+              <w:start w:val="single" w:sz="6" w:space="0" w:color="C4C7C5"/>
               <w:bottom w:val="single" w:sz="6" w:space="0" w:color="C4C7C5"/>
-              <w:right w:val="single" w:sz="6" w:space="0" w:color="C4C7C5"/>
+              <w:end w:val="single" w:sz="6" w:space="0" w:color="C4C7C5"/>
             </w:tcBorders>
-            <w:tcMar>
-              <w:top w:w="120" w:type="dxa"/>
-              <w:left w:w="180" w:type="dxa"/>
-              <w:bottom w:w="120" w:type="dxa"/>
-              <w:right w:w="180" w:type="dxa"/>
-            </w:tcMar>
             <w:vAlign w:val="center"/>
-            <w:hideMark/>
           </w:tcPr>
           <w:p>
             <w:pPr>
-              <w:pBdr>
-                <w:top w:val="nil"/>
-                <w:left w:val="nil"/>
-                <w:bottom w:val="nil"/>
-                <w:right w:val="nil"/>
-                <w:between w:val="nil"/>
-              </w:pBdr>
-              <w:spacing w:after="150"/>
+              <w:pStyle w:val="Normal"/>
+              <w:pBdr/>
+              <w:spacing w:before="0" w:after="150"/>
               <w:rPr>
                 <w:sz w:val="24"/>
                 <w:szCs w:val="24"/>
@@ -1572,32 +1301,20 @@
         </w:tc>
         <w:tc>
           <w:tcPr>
-            <w:tcW w:w="0" w:type="auto"/>
+            <w:tcW w:w="3091" w:type="dxa"/>
             <w:tcBorders>
               <w:top w:val="single" w:sz="6" w:space="0" w:color="C4C7C5"/>
-              <w:left w:val="single" w:sz="6" w:space="0" w:color="C4C7C5"/>
+              <w:start w:val="single" w:sz="6" w:space="0" w:color="C4C7C5"/>
               <w:bottom w:val="single" w:sz="6" w:space="0" w:color="C4C7C5"/>
-              <w:right w:val="single" w:sz="6" w:space="0" w:color="C4C7C5"/>
+              <w:end w:val="single" w:sz="6" w:space="0" w:color="C4C7C5"/>
             </w:tcBorders>
-            <w:tcMar>
-              <w:top w:w="120" w:type="dxa"/>
-              <w:left w:w="180" w:type="dxa"/>
-              <w:bottom w:w="120" w:type="dxa"/>
-              <w:right w:w="180" w:type="dxa"/>
-            </w:tcMar>
             <w:vAlign w:val="center"/>
-            <w:hideMark/>
           </w:tcPr>
           <w:p>
             <w:pPr>
-              <w:pBdr>
-                <w:top w:val="nil"/>
-                <w:left w:val="nil"/>
-                <w:bottom w:val="nil"/>
-                <w:right w:val="nil"/>
-                <w:between w:val="nil"/>
-              </w:pBdr>
-              <w:spacing w:after="150"/>
+              <w:pStyle w:val="Normal"/>
+              <w:pBdr/>
+              <w:spacing w:before="0" w:after="150"/>
               <w:rPr>
                 <w:sz w:val="24"/>
                 <w:szCs w:val="24"/>
@@ -1608,38 +1325,26 @@
                 <w:sz w:val="24"/>
                 <w:szCs w:val="24"/>
               </w:rPr>
-              <w:t>Módulo de IA (Recomendaciones Fitness).</w:t>
+              <w:t>Asistente IA y calidad</w:t>
             </w:r>
           </w:p>
         </w:tc>
         <w:tc>
           <w:tcPr>
-            <w:tcW w:w="0" w:type="auto"/>
+            <w:tcW w:w="4276" w:type="dxa"/>
             <w:tcBorders>
               <w:top w:val="single" w:sz="6" w:space="0" w:color="C4C7C5"/>
-              <w:left w:val="single" w:sz="6" w:space="0" w:color="C4C7C5"/>
+              <w:start w:val="single" w:sz="6" w:space="0" w:color="C4C7C5"/>
               <w:bottom w:val="single" w:sz="6" w:space="0" w:color="C4C7C5"/>
-              <w:right w:val="single" w:sz="6" w:space="0" w:color="C4C7C5"/>
+              <w:end w:val="single" w:sz="6" w:space="0" w:color="C4C7C5"/>
             </w:tcBorders>
-            <w:tcMar>
-              <w:top w:w="120" w:type="dxa"/>
-              <w:left w:w="180" w:type="dxa"/>
-              <w:bottom w:w="120" w:type="dxa"/>
-              <w:right w:w="180" w:type="dxa"/>
-            </w:tcMar>
             <w:vAlign w:val="center"/>
-            <w:hideMark/>
           </w:tcPr>
           <w:p>
             <w:pPr>
-              <w:pBdr>
-                <w:top w:val="nil"/>
-                <w:left w:val="nil"/>
-                <w:bottom w:val="nil"/>
-                <w:right w:val="nil"/>
-                <w:between w:val="nil"/>
-              </w:pBdr>
-              <w:spacing w:after="150"/>
+              <w:pStyle w:val="Normal"/>
+              <w:pBdr/>
+              <w:spacing w:before="0" w:after="150"/>
               <w:rPr>
                 <w:sz w:val="24"/>
                 <w:szCs w:val="24"/>
@@ -1650,7 +1355,7 @@
                 <w:sz w:val="24"/>
                 <w:szCs w:val="24"/>
               </w:rPr>
-              <w:t>Integración de lógica predictiva/IA para sugerir rutas o ritmos basados en el historial del usuario.</w:t>
+              <w:t>Chatbot (Gemini + fallback local), arneses de pruebas (156/156)</w:t>
             </w:r>
           </w:p>
         </w:tc>
@@ -1658,30 +1363,26 @@
     </w:tbl>
     <w:p>
       <w:pPr>
-        <w:pBdr>
-          <w:top w:val="nil"/>
-          <w:left w:val="nil"/>
-          <w:bottom w:val="nil"/>
-          <w:right w:val="nil"/>
-          <w:between w:val="nil"/>
-        </w:pBdr>
-        <w:spacing w:after="150"/>
-        <w:rPr>
-          <w:sz w:val="24"/>
-          <w:szCs w:val="24"/>
-        </w:rPr>
-      </w:pPr>
-    </w:p>
-    <w:p>
-      <w:pPr>
-        <w:pBdr>
-          <w:top w:val="nil"/>
-          <w:left w:val="nil"/>
-          <w:bottom w:val="nil"/>
-          <w:right w:val="nil"/>
-          <w:between w:val="nil"/>
-        </w:pBdr>
-        <w:spacing w:after="150"/>
+        <w:pStyle w:val="Normal"/>
+        <w:pBdr/>
+        <w:spacing w:before="0" w:after="150"/>
+        <w:rPr>
+          <w:sz w:val="24"/>
+          <w:szCs w:val="24"/>
+        </w:rPr>
+      </w:pPr>
+      <w:r>
+        <w:rPr>
+          <w:sz w:val="24"/>
+          <w:szCs w:val="24"/>
+        </w:rPr>
+      </w:r>
+    </w:p>
+    <w:p>
+      <w:pPr>
+        <w:pStyle w:val="Normal"/>
+        <w:pBdr/>
+        <w:spacing w:before="0" w:after="150"/>
         <w:rPr>
           <w:sz w:val="24"/>
           <w:szCs w:val="24"/>
@@ -1696,234 +1397,413 @@
       </w:r>
     </w:p>
     <w:sectPr>
+      <w:type w:val="nextPage"/>
       <w:pgSz w:w="12240" w:h="15840"/>
-      <w:pgMar w:top="1440" w:right="1440" w:bottom="1440" w:left="1440" w:header="0" w:footer="720" w:gutter="0"/>
-      <w:pgNumType w:start="1"/>
-      <w:cols w:space="720"/>
+      <w:pgMar w:left="1440" w:right="1440" w:gutter="0" w:header="0" w:top="1440" w:footer="0" w:bottom="1440"/>
+      <w:pgNumType w:start="1" w:fmt="decimal"/>
+      <w:formProt w:val="false"/>
+      <w:textDirection w:val="lrTb"/>
+      <w:docGrid w:type="default" w:linePitch="100" w:charSpace="0"/>
     </w:sectPr>
   </w:body>
 </w:document>
 </file>
 
 <file path=word/numbering.xml><?xml version="1.0" encoding="utf-8"?>
-<w:numbering xmlns:wpc="http://schemas.microsoft.com/office/word/2010/wordprocessingCanvas" xmlns:cx="http://schemas.microsoft.com/office/drawing/2014/chartex" xmlns:cx1="http://schemas.microsoft.com/office/drawing/2015/9/8/chartex" xmlns:cx2="http://schemas.microsoft.com/office/drawing/2015/10/21/chartex" xmlns:cx3="http://schemas.microsoft.com/office/drawing/2016/5/9/chartex" xmlns:cx4="http://schemas.microsoft.com/office/drawing/2016/5/10/chartex" xmlns:cx5="http://schemas.microsoft.com/office/drawing/2016/5/11/chartex" xmlns:cx6="http://schemas.microsoft.com/office/drawing/2016/5/12/chartex" xmlns:cx7="http://schemas.microsoft.com/office/drawing/2016/5/13/chartex" xmlns:cx8="http://schemas.microsoft.com/office/drawing/2016/5/14/chartex" xmlns:mc="http://schemas.openxmlformats.org/markup-compatibility/2006" xmlns:aink="http://schemas.microsoft.com/office/drawing/2016/ink" xmlns:am3d="http://schemas.microsoft.com/office/drawing/2017/model3d" xmlns:o="urn:schemas-microsoft-com:office:office" xmlns:r="http://schemas.openxmlformats.org/officeDocument/2006/relationships" xmlns:m="http://schemas.openxmlformats.org/officeDocument/2006/math" xmlns:v="urn:schemas-microsoft-com:vml" xmlns:wp14="http://schemas.microsoft.com/office/word/2010/wordprocessingDrawing" xmlns:wp="http://schemas.openxmlformats.org/drawingml/2006/wordprocessingDrawing" xmlns:w10="urn:schemas-microsoft-com:office:word" xmlns:w="http://schemas.openxmlformats.org/wordprocessingml/2006/main" xmlns:w14="http://schemas.microsoft.com/office/word/2010/wordml" xmlns:w15="http://schemas.microsoft.com/office/word/2012/wordml" xmlns:w16cex="http://schemas.microsoft.com/office/word/2018/wordml/cex" xmlns:w16cid="http://schemas.microsoft.com/office/word/2016/wordml/cid" xmlns:w16="http://schemas.microsoft.com/office/word/2018/wordml" xmlns:w16sdtdh="http://schemas.microsoft.com/office/word/2020/wordml/sdtdatahash" xmlns:w16se="http://schemas.microsoft.com/office/word/2015/wordml/symex" xmlns:wpg="http://schemas.microsoft.com/office/word/2010/wordprocessingGroup" xmlns:wpi="http://schemas.microsoft.com/office/word/2010/wordprocessingInk" xmlns:wne="http://schemas.microsoft.com/office/word/2006/wordml" xmlns:wps="http://schemas.microsoft.com/office/word/2010/wordprocessingShape" mc:Ignorable="w14 w15 w16se w16cid w16 w16cex w16sdtdh wp14">
-  <w:abstractNum w:abstractNumId="0" w15:restartNumberingAfterBreak="0">
-    <w:nsid w:val="2DAE22B4"/>
-    <w:multiLevelType w:val="hybridMultilevel"/>
-    <w:tmpl w:val="2B76C2A4"/>
-    <w:lvl w:ilvl="0" w:tplc="200A000F">
+<w:numbering xmlns:w="http://schemas.openxmlformats.org/wordprocessingml/2006/main" xmlns:o="urn:schemas-microsoft-com:office:office" xmlns:r="http://schemas.openxmlformats.org/officeDocument/2006/relationships" xmlns:v="urn:schemas-microsoft-com:vml" xmlns:mc="http://schemas.openxmlformats.org/markup-compatibility/2006" xmlns:w14="http://schemas.microsoft.com/office/word/2010/wordml" mc:Ignorable="w14">
+  <w:abstractNum w:abstractNumId="1">
+    <w:lvl w:ilvl="0">
       <w:start w:val="1"/>
       <w:numFmt w:val="decimal"/>
       <w:lvlText w:val="%1."/>
-      <w:lvlJc w:val="left"/>
-      <w:pPr>
-        <w:ind w:left="720" w:hanging="360"/>
-      </w:pPr>
-      <w:rPr>
-        <w:rFonts w:hint="default"/>
-      </w:rPr>
+      <w:lvlJc w:val="start"/>
+      <w:pPr>
+        <w:tabs>
+          <w:tab w:val="num" w:pos="0"/>
+        </w:tabs>
+        <w:ind w:start="720" w:hanging="360"/>
+      </w:pPr>
+      <w:rPr/>
     </w:lvl>
-    <w:lvl w:ilvl="1" w:tplc="200A0019" w:tentative="1">
+    <w:lvl w:ilvl="1">
       <w:start w:val="1"/>
       <w:numFmt w:val="lowerLetter"/>
       <w:lvlText w:val="%2."/>
-      <w:lvlJc w:val="left"/>
-      <w:pPr>
-        <w:ind w:left="1440" w:hanging="360"/>
-      </w:pPr>
+      <w:lvlJc w:val="start"/>
+      <w:pPr>
+        <w:tabs>
+          <w:tab w:val="num" w:pos="0"/>
+        </w:tabs>
+        <w:ind w:start="1440" w:hanging="360"/>
+      </w:pPr>
+      <w:rPr/>
     </w:lvl>
-    <w:lvl w:ilvl="2" w:tplc="200A001B" w:tentative="1">
+    <w:lvl w:ilvl="2">
       <w:start w:val="1"/>
       <w:numFmt w:val="lowerRoman"/>
       <w:lvlText w:val="%3."/>
-      <w:lvlJc w:val="right"/>
-      <w:pPr>
-        <w:ind w:left="2160" w:hanging="180"/>
-      </w:pPr>
+      <w:lvlJc w:val="end"/>
+      <w:pPr>
+        <w:tabs>
+          <w:tab w:val="num" w:pos="0"/>
+        </w:tabs>
+        <w:ind w:start="2160" w:hanging="180"/>
+      </w:pPr>
+      <w:rPr/>
     </w:lvl>
-    <w:lvl w:ilvl="3" w:tplc="200A000F" w:tentative="1">
+    <w:lvl w:ilvl="3">
       <w:start w:val="1"/>
       <w:numFmt w:val="decimal"/>
       <w:lvlText w:val="%4."/>
-      <w:lvlJc w:val="left"/>
-      <w:pPr>
-        <w:ind w:left="2880" w:hanging="360"/>
-      </w:pPr>
+      <w:lvlJc w:val="start"/>
+      <w:pPr>
+        <w:tabs>
+          <w:tab w:val="num" w:pos="0"/>
+        </w:tabs>
+        <w:ind w:start="2880" w:hanging="360"/>
+      </w:pPr>
+      <w:rPr/>
     </w:lvl>
-    <w:lvl w:ilvl="4" w:tplc="200A0019" w:tentative="1">
+    <w:lvl w:ilvl="4">
       <w:start w:val="1"/>
       <w:numFmt w:val="lowerLetter"/>
       <w:lvlText w:val="%5."/>
-      <w:lvlJc w:val="left"/>
-      <w:pPr>
-        <w:ind w:left="3600" w:hanging="360"/>
-      </w:pPr>
+      <w:lvlJc w:val="start"/>
+      <w:pPr>
+        <w:tabs>
+          <w:tab w:val="num" w:pos="0"/>
+        </w:tabs>
+        <w:ind w:start="3600" w:hanging="360"/>
+      </w:pPr>
+      <w:rPr/>
     </w:lvl>
-    <w:lvl w:ilvl="5" w:tplc="200A001B" w:tentative="1">
+    <w:lvl w:ilvl="5">
       <w:start w:val="1"/>
       <w:numFmt w:val="lowerRoman"/>
       <w:lvlText w:val="%6."/>
-      <w:lvlJc w:val="right"/>
-      <w:pPr>
-        <w:ind w:left="4320" w:hanging="180"/>
-      </w:pPr>
+      <w:lvlJc w:val="end"/>
+      <w:pPr>
+        <w:tabs>
+          <w:tab w:val="num" w:pos="0"/>
+        </w:tabs>
+        <w:ind w:start="4320" w:hanging="180"/>
+      </w:pPr>
+      <w:rPr/>
     </w:lvl>
-    <w:lvl w:ilvl="6" w:tplc="200A000F" w:tentative="1">
+    <w:lvl w:ilvl="6">
       <w:start w:val="1"/>
       <w:numFmt w:val="decimal"/>
       <w:lvlText w:val="%7."/>
-      <w:lvlJc w:val="left"/>
-      <w:pPr>
-        <w:ind w:left="5040" w:hanging="360"/>
-      </w:pPr>
+      <w:lvlJc w:val="start"/>
+      <w:pPr>
+        <w:tabs>
+          <w:tab w:val="num" w:pos="0"/>
+        </w:tabs>
+        <w:ind w:start="5040" w:hanging="360"/>
+      </w:pPr>
+      <w:rPr/>
     </w:lvl>
-    <w:lvl w:ilvl="7" w:tplc="200A0019" w:tentative="1">
+    <w:lvl w:ilvl="7">
       <w:start w:val="1"/>
       <w:numFmt w:val="lowerLetter"/>
       <w:lvlText w:val="%8."/>
-      <w:lvlJc w:val="left"/>
-      <w:pPr>
-        <w:ind w:left="5760" w:hanging="360"/>
-      </w:pPr>
+      <w:lvlJc w:val="start"/>
+      <w:pPr>
+        <w:tabs>
+          <w:tab w:val="num" w:pos="0"/>
+        </w:tabs>
+        <w:ind w:start="5760" w:hanging="360"/>
+      </w:pPr>
+      <w:rPr/>
     </w:lvl>
-    <w:lvl w:ilvl="8" w:tplc="200A001B" w:tentative="1">
+    <w:lvl w:ilvl="8">
       <w:start w:val="1"/>
       <w:numFmt w:val="lowerRoman"/>
       <w:lvlText w:val="%9."/>
-      <w:lvlJc w:val="right"/>
-      <w:pPr>
-        <w:ind w:left="6480" w:hanging="180"/>
-      </w:pPr>
+      <w:lvlJc w:val="end"/>
+      <w:pPr>
+        <w:tabs>
+          <w:tab w:val="num" w:pos="0"/>
+        </w:tabs>
+        <w:ind w:start="6480" w:hanging="180"/>
+      </w:pPr>
+      <w:rPr/>
     </w:lvl>
   </w:abstractNum>
-  <w:abstractNum w:abstractNumId="1" w15:restartNumberingAfterBreak="0">
-    <w:nsid w:val="4E374F64"/>
-    <w:multiLevelType w:val="hybridMultilevel"/>
-    <w:tmpl w:val="CBC03F9C"/>
-    <w:lvl w:ilvl="0" w:tplc="200A0001">
+  <w:abstractNum w:abstractNumId="2">
+    <w:lvl w:ilvl="0">
       <w:start w:val="1"/>
       <w:numFmt w:val="bullet"/>
       <w:lvlText w:val=""/>
-      <w:lvlJc w:val="left"/>
-      <w:pPr>
-        <w:ind w:left="720" w:hanging="360"/>
+      <w:lvlJc w:val="start"/>
+      <w:pPr>
+        <w:tabs>
+          <w:tab w:val="num" w:pos="0"/>
+        </w:tabs>
+        <w:ind w:start="720" w:hanging="360"/>
       </w:pPr>
       <w:rPr>
-        <w:rFonts w:ascii="Symbol" w:hAnsi="Symbol" w:hint="default"/>
+        <w:rFonts w:ascii="Symbol" w:hAnsi="Symbol" w:cs="Symbol" w:hint="default"/>
       </w:rPr>
     </w:lvl>
-    <w:lvl w:ilvl="1" w:tplc="200A0003" w:tentative="1">
+    <w:lvl w:ilvl="1">
       <w:start w:val="1"/>
       <w:numFmt w:val="bullet"/>
       <w:lvlText w:val="o"/>
-      <w:lvlJc w:val="left"/>
-      <w:pPr>
-        <w:ind w:left="1440" w:hanging="360"/>
+      <w:lvlJc w:val="start"/>
+      <w:pPr>
+        <w:tabs>
+          <w:tab w:val="num" w:pos="0"/>
+        </w:tabs>
+        <w:ind w:start="1440" w:hanging="360"/>
       </w:pPr>
       <w:rPr>
         <w:rFonts w:ascii="Courier New" w:hAnsi="Courier New" w:cs="Courier New" w:hint="default"/>
       </w:rPr>
     </w:lvl>
-    <w:lvl w:ilvl="2" w:tplc="200A0005" w:tentative="1">
+    <w:lvl w:ilvl="2">
       <w:start w:val="1"/>
       <w:numFmt w:val="bullet"/>
       <w:lvlText w:val=""/>
-      <w:lvlJc w:val="left"/>
-      <w:pPr>
-        <w:ind w:left="2160" w:hanging="360"/>
+      <w:lvlJc w:val="start"/>
+      <w:pPr>
+        <w:tabs>
+          <w:tab w:val="num" w:pos="0"/>
+        </w:tabs>
+        <w:ind w:start="2160" w:hanging="360"/>
       </w:pPr>
       <w:rPr>
-        <w:rFonts w:ascii="Wingdings" w:hAnsi="Wingdings" w:hint="default"/>
+        <w:rFonts w:ascii="Wingdings" w:hAnsi="Wingdings" w:cs="Wingdings" w:hint="default"/>
       </w:rPr>
     </w:lvl>
-    <w:lvl w:ilvl="3" w:tplc="200A0001" w:tentative="1">
+    <w:lvl w:ilvl="3">
       <w:start w:val="1"/>
       <w:numFmt w:val="bullet"/>
       <w:lvlText w:val=""/>
-      <w:lvlJc w:val="left"/>
-      <w:pPr>
-        <w:ind w:left="2880" w:hanging="360"/>
+      <w:lvlJc w:val="start"/>
+      <w:pPr>
+        <w:tabs>
+          <w:tab w:val="num" w:pos="0"/>
+        </w:tabs>
+        <w:ind w:start="2880" w:hanging="360"/>
       </w:pPr>
       <w:rPr>
-        <w:rFonts w:ascii="Symbol" w:hAnsi="Symbol" w:hint="default"/>
+        <w:rFonts w:ascii="Symbol" w:hAnsi="Symbol" w:cs="Symbol" w:hint="default"/>
       </w:rPr>
     </w:lvl>
-    <w:lvl w:ilvl="4" w:tplc="200A0003" w:tentative="1">
+    <w:lvl w:ilvl="4">
       <w:start w:val="1"/>
       <w:numFmt w:val="bullet"/>
       <w:lvlText w:val="o"/>
-      <w:lvlJc w:val="left"/>
-      <w:pPr>
-        <w:ind w:left="3600" w:hanging="360"/>
+      <w:lvlJc w:val="start"/>
+      <w:pPr>
+        <w:tabs>
+          <w:tab w:val="num" w:pos="0"/>
+        </w:tabs>
+        <w:ind w:start="3600" w:hanging="360"/>
       </w:pPr>
       <w:rPr>
         <w:rFonts w:ascii="Courier New" w:hAnsi="Courier New" w:cs="Courier New" w:hint="default"/>
       </w:rPr>
     </w:lvl>
-    <w:lvl w:ilvl="5" w:tplc="200A0005" w:tentative="1">
+    <w:lvl w:ilvl="5">
       <w:start w:val="1"/>
       <w:numFmt w:val="bullet"/>
       <w:lvlText w:val=""/>
-      <w:lvlJc w:val="left"/>
-      <w:pPr>
-        <w:ind w:left="4320" w:hanging="360"/>
+      <w:lvlJc w:val="start"/>
+      <w:pPr>
+        <w:tabs>
+          <w:tab w:val="num" w:pos="0"/>
+        </w:tabs>
+        <w:ind w:start="4320" w:hanging="360"/>
       </w:pPr>
       <w:rPr>
-        <w:rFonts w:ascii="Wingdings" w:hAnsi="Wingdings" w:hint="default"/>
+        <w:rFonts w:ascii="Wingdings" w:hAnsi="Wingdings" w:cs="Wingdings" w:hint="default"/>
       </w:rPr>
     </w:lvl>
-    <w:lvl w:ilvl="6" w:tplc="200A0001" w:tentative="1">
+    <w:lvl w:ilvl="6">
       <w:start w:val="1"/>
       <w:numFmt w:val="bullet"/>
       <w:lvlText w:val=""/>
-      <w:lvlJc w:val="left"/>
-      <w:pPr>
-        <w:ind w:left="5040" w:hanging="360"/>
+      <w:lvlJc w:val="start"/>
+      <w:pPr>
+        <w:tabs>
+          <w:tab w:val="num" w:pos="0"/>
+        </w:tabs>
+        <w:ind w:start="5040" w:hanging="360"/>
       </w:pPr>
       <w:rPr>
-        <w:rFonts w:ascii="Symbol" w:hAnsi="Symbol" w:hint="default"/>
+        <w:rFonts w:ascii="Symbol" w:hAnsi="Symbol" w:cs="Symbol" w:hint="default"/>
       </w:rPr>
     </w:lvl>
-    <w:lvl w:ilvl="7" w:tplc="200A0003" w:tentative="1">
+    <w:lvl w:ilvl="7">
       <w:start w:val="1"/>
       <w:numFmt w:val="bullet"/>
       <w:lvlText w:val="o"/>
-      <w:lvlJc w:val="left"/>
-      <w:pPr>
-        <w:ind w:left="5760" w:hanging="360"/>
+      <w:lvlJc w:val="start"/>
+      <w:pPr>
+        <w:tabs>
+          <w:tab w:val="num" w:pos="0"/>
+        </w:tabs>
+        <w:ind w:start="5760" w:hanging="360"/>
       </w:pPr>
       <w:rPr>
         <w:rFonts w:ascii="Courier New" w:hAnsi="Courier New" w:cs="Courier New" w:hint="default"/>
       </w:rPr>
     </w:lvl>
-    <w:lvl w:ilvl="8" w:tplc="200A0005" w:tentative="1">
+    <w:lvl w:ilvl="8">
       <w:start w:val="1"/>
       <w:numFmt w:val="bullet"/>
       <w:lvlText w:val=""/>
-      <w:lvlJc w:val="left"/>
-      <w:pPr>
-        <w:ind w:left="6480" w:hanging="360"/>
+      <w:lvlJc w:val="start"/>
+      <w:pPr>
+        <w:tabs>
+          <w:tab w:val="num" w:pos="0"/>
+        </w:tabs>
+        <w:ind w:start="6480" w:hanging="360"/>
       </w:pPr>
       <w:rPr>
-        <w:rFonts w:ascii="Wingdings" w:hAnsi="Wingdings" w:hint="default"/>
+        <w:rFonts w:ascii="Wingdings" w:hAnsi="Wingdings" w:cs="Wingdings" w:hint="default"/>
       </w:rPr>
     </w:lvl>
   </w:abstractNum>
+  <w:abstractNum w:abstractNumId="3">
+    <w:lvl w:ilvl="0">
+      <w:start w:val="1"/>
+      <w:numFmt w:val="none"/>
+      <w:suff w:val="nothing"/>
+      <w:lvlText w:val=""/>
+      <w:lvlJc w:val="start"/>
+      <w:pPr>
+        <w:tabs>
+          <w:tab w:val="num" w:pos="0"/>
+        </w:tabs>
+        <w:ind w:start="0" w:hanging="0"/>
+      </w:pPr>
+    </w:lvl>
+    <w:lvl w:ilvl="1">
+      <w:start w:val="1"/>
+      <w:numFmt w:val="none"/>
+      <w:suff w:val="nothing"/>
+      <w:lvlText w:val=""/>
+      <w:lvlJc w:val="start"/>
+      <w:pPr>
+        <w:tabs>
+          <w:tab w:val="num" w:pos="0"/>
+        </w:tabs>
+        <w:ind w:start="0" w:hanging="0"/>
+      </w:pPr>
+    </w:lvl>
+    <w:lvl w:ilvl="2">
+      <w:start w:val="1"/>
+      <w:numFmt w:val="none"/>
+      <w:suff w:val="nothing"/>
+      <w:lvlText w:val=""/>
+      <w:lvlJc w:val="start"/>
+      <w:pPr>
+        <w:tabs>
+          <w:tab w:val="num" w:pos="0"/>
+        </w:tabs>
+        <w:ind w:start="0" w:hanging="0"/>
+      </w:pPr>
+    </w:lvl>
+    <w:lvl w:ilvl="3">
+      <w:start w:val="1"/>
+      <w:numFmt w:val="none"/>
+      <w:suff w:val="nothing"/>
+      <w:lvlText w:val=""/>
+      <w:lvlJc w:val="start"/>
+      <w:pPr>
+        <w:tabs>
+          <w:tab w:val="num" w:pos="0"/>
+        </w:tabs>
+        <w:ind w:start="0" w:hanging="0"/>
+      </w:pPr>
+    </w:lvl>
+    <w:lvl w:ilvl="4">
+      <w:start w:val="1"/>
+      <w:numFmt w:val="none"/>
+      <w:suff w:val="nothing"/>
+      <w:lvlText w:val=""/>
+      <w:lvlJc w:val="start"/>
+      <w:pPr>
+        <w:tabs>
+          <w:tab w:val="num" w:pos="0"/>
+        </w:tabs>
+        <w:ind w:start="0" w:hanging="0"/>
+      </w:pPr>
+    </w:lvl>
+    <w:lvl w:ilvl="5">
+      <w:start w:val="1"/>
+      <w:numFmt w:val="none"/>
+      <w:suff w:val="nothing"/>
+      <w:lvlText w:val=""/>
+      <w:lvlJc w:val="start"/>
+      <w:pPr>
+        <w:tabs>
+          <w:tab w:val="num" w:pos="0"/>
+        </w:tabs>
+        <w:ind w:start="0" w:hanging="0"/>
+      </w:pPr>
+    </w:lvl>
+    <w:lvl w:ilvl="6">
+      <w:start w:val="1"/>
+      <w:numFmt w:val="none"/>
+      <w:suff w:val="nothing"/>
+      <w:lvlText w:val=""/>
+      <w:lvlJc w:val="start"/>
+      <w:pPr>
+        <w:tabs>
+          <w:tab w:val="num" w:pos="0"/>
+        </w:tabs>
+        <w:ind w:start="0" w:hanging="0"/>
+      </w:pPr>
+    </w:lvl>
+    <w:lvl w:ilvl="7">
+      <w:start w:val="1"/>
+      <w:numFmt w:val="none"/>
+      <w:suff w:val="nothing"/>
+      <w:lvlText w:val=""/>
+      <w:lvlJc w:val="start"/>
+      <w:pPr>
+        <w:tabs>
+          <w:tab w:val="num" w:pos="0"/>
+        </w:tabs>
+        <w:ind w:start="0" w:hanging="0"/>
+      </w:pPr>
+    </w:lvl>
+    <w:lvl w:ilvl="8">
+      <w:start w:val="1"/>
+      <w:numFmt w:val="none"/>
+      <w:suff w:val="nothing"/>
+      <w:lvlText w:val=""/>
+      <w:lvlJc w:val="start"/>
+      <w:pPr>
+        <w:tabs>
+          <w:tab w:val="num" w:pos="0"/>
+        </w:tabs>
+        <w:ind w:start="0" w:hanging="0"/>
+      </w:pPr>
+    </w:lvl>
+  </w:abstractNum>
   <w:num w:numId="1">
-    <w:abstractNumId w:val="0"/>
+    <w:abstractNumId w:val="1"/>
   </w:num>
   <w:num w:numId="2">
-    <w:abstractNumId w:val="1"/>
+    <w:abstractNumId w:val="2"/>
+  </w:num>
+  <w:num w:numId="3">
+    <w:abstractNumId w:val="3"/>
   </w:num>
 </w:numbering>
 </file>
 
 <file path=word/styles.xml><?xml version="1.0" encoding="utf-8"?>
-<w:styles xmlns:mc="http://schemas.openxmlformats.org/markup-compatibility/2006" xmlns:r="http://schemas.openxmlformats.org/officeDocument/2006/relationships" xmlns:w="http://schemas.openxmlformats.org/wordprocessingml/2006/main" xmlns:w14="http://schemas.microsoft.com/office/word/2010/wordml" xmlns:w15="http://schemas.microsoft.com/office/word/2012/wordml" xmlns:w16cex="http://schemas.microsoft.com/office/word/2018/wordml/cex" xmlns:w16cid="http://schemas.microsoft.com/office/word/2016/wordml/cid" xmlns:w16="http://schemas.microsoft.com/office/word/2018/wordml" xmlns:w16sdtdh="http://schemas.microsoft.com/office/word/2020/wordml/sdtdatahash" xmlns:w16se="http://schemas.microsoft.com/office/word/2015/wordml/symex" mc:Ignorable="w14 w15 w16se w16cid w16 w16cex w16sdtdh">
+<w:styles xmlns:w="http://schemas.openxmlformats.org/wordprocessingml/2006/main" xmlns:w14="http://schemas.microsoft.com/office/word/2010/wordml" xmlns:mc="http://schemas.openxmlformats.org/markup-compatibility/2006" mc:Ignorable="w14">
   <w:docDefaults>
     <w:rPrDefault>
       <w:rPr>
-        <w:rFonts w:ascii="Arial" w:eastAsia="Arial" w:hAnsi="Arial" w:cs="Arial"/>
+        <w:rFonts w:ascii="Arial" w:hAnsi="Arial" w:eastAsia="Arial" w:cs="Arial"/>
         <w:sz w:val="22"/>
         <w:szCs w:val="22"/>
         <w:lang w:val="es-VE" w:eastAsia="es-VE" w:bidi="ar-SA"/>
@@ -1931,22 +1811,21 @@
     </w:rPrDefault>
     <w:pPrDefault>
       <w:pPr>
-        <w:widowControl w:val="0"/>
-        <w:spacing w:line="300" w:lineRule="auto"/>
+        <w:suppressAutoHyphens w:val="true"/>
       </w:pPr>
     </w:pPrDefault>
   </w:docDefaults>
   <w:latentStyles w:defLockedState="0" w:defUIPriority="99" w:defSemiHidden="0" w:defUnhideWhenUsed="0" w:defQFormat="0" w:count="376">
     <w:lsdException w:name="Normal" w:uiPriority="0" w:qFormat="1"/>
     <w:lsdException w:name="heading 1" w:uiPriority="9" w:qFormat="1"/>
-    <w:lsdException w:name="heading 2" w:semiHidden="1" w:uiPriority="9" w:unhideWhenUsed="1" w:qFormat="1"/>
-    <w:lsdException w:name="heading 3" w:semiHidden="1" w:uiPriority="9" w:unhideWhenUsed="1" w:qFormat="1"/>
-    <w:lsdException w:name="heading 4" w:semiHidden="1" w:uiPriority="9" w:unhideWhenUsed="1" w:qFormat="1"/>
-    <w:lsdException w:name="heading 5" w:semiHidden="1" w:uiPriority="9" w:unhideWhenUsed="1" w:qFormat="1"/>
-    <w:lsdException w:name="heading 6" w:semiHidden="1" w:uiPriority="9" w:unhideWhenUsed="1" w:qFormat="1"/>
-    <w:lsdException w:name="heading 7" w:semiHidden="1" w:uiPriority="9" w:unhideWhenUsed="1" w:qFormat="1"/>
-    <w:lsdException w:name="heading 8" w:semiHidden="1" w:uiPriority="9" w:unhideWhenUsed="1" w:qFormat="1"/>
-    <w:lsdException w:name="heading 9" w:semiHidden="1" w:uiPriority="9" w:unhideWhenUsed="1" w:qFormat="1"/>
+    <w:lsdException w:name="heading 2" w:uiPriority="9" w:semiHidden="1" w:unhideWhenUsed="1" w:qFormat="1"/>
+    <w:lsdException w:name="heading 3" w:uiPriority="9" w:semiHidden="1" w:unhideWhenUsed="1" w:qFormat="1"/>
+    <w:lsdException w:name="heading 4" w:uiPriority="9" w:semiHidden="1" w:unhideWhenUsed="1" w:qFormat="1"/>
+    <w:lsdException w:name="heading 5" w:uiPriority="9" w:semiHidden="1" w:unhideWhenUsed="1" w:qFormat="1"/>
+    <w:lsdException w:name="heading 6" w:uiPriority="9" w:semiHidden="1" w:unhideWhenUsed="1" w:qFormat="1"/>
+    <w:lsdException w:name="heading 7" w:uiPriority="9" w:semiHidden="1" w:unhideWhenUsed="1" w:qFormat="1"/>
+    <w:lsdException w:name="heading 8" w:uiPriority="9" w:semiHidden="1" w:unhideWhenUsed="1" w:qFormat="1"/>
+    <w:lsdException w:name="heading 9" w:uiPriority="9" w:semiHidden="1" w:unhideWhenUsed="1" w:qFormat="1"/>
     <w:lsdException w:name="index 1" w:semiHidden="1" w:unhideWhenUsed="1"/>
     <w:lsdException w:name="index 2" w:semiHidden="1" w:unhideWhenUsed="1"/>
     <w:lsdException w:name="index 3" w:semiHidden="1" w:unhideWhenUsed="1"/>
@@ -1956,22 +1835,22 @@
     <w:lsdException w:name="index 7" w:semiHidden="1" w:unhideWhenUsed="1"/>
     <w:lsdException w:name="index 8" w:semiHidden="1" w:unhideWhenUsed="1"/>
     <w:lsdException w:name="index 9" w:semiHidden="1" w:unhideWhenUsed="1"/>
-    <w:lsdException w:name="toc 1" w:semiHidden="1" w:uiPriority="39" w:unhideWhenUsed="1"/>
-    <w:lsdException w:name="toc 2" w:semiHidden="1" w:uiPriority="39" w:unhideWhenUsed="1"/>
-    <w:lsdException w:name="toc 3" w:semiHidden="1" w:uiPriority="39" w:unhideWhenUsed="1"/>
-    <w:lsdException w:name="toc 4" w:semiHidden="1" w:uiPriority="39" w:unhideWhenUsed="1"/>
-    <w:lsdException w:name="toc 5" w:semiHidden="1" w:uiPriority="39" w:unhideWhenUsed="1"/>
-    <w:lsdException w:name="toc 6" w:semiHidden="1" w:uiPriority="39" w:unhideWhenUsed="1"/>
-    <w:lsdException w:name="toc 7" w:semiHidden="1" w:uiPriority="39" w:unhideWhenUsed="1"/>
-    <w:lsdException w:name="toc 8" w:semiHidden="1" w:uiPriority="39" w:unhideWhenUsed="1"/>
-    <w:lsdException w:name="toc 9" w:semiHidden="1" w:uiPriority="39" w:unhideWhenUsed="1"/>
+    <w:lsdException w:name="toc 1" w:uiPriority="39" w:semiHidden="1" w:unhideWhenUsed="1"/>
+    <w:lsdException w:name="toc 2" w:uiPriority="39" w:semiHidden="1" w:unhideWhenUsed="1"/>
+    <w:lsdException w:name="toc 3" w:uiPriority="39" w:semiHidden="1" w:unhideWhenUsed="1"/>
+    <w:lsdException w:name="toc 4" w:uiPriority="39" w:semiHidden="1" w:unhideWhenUsed="1"/>
+    <w:lsdException w:name="toc 5" w:uiPriority="39" w:semiHidden="1" w:unhideWhenUsed="1"/>
+    <w:lsdException w:name="toc 6" w:uiPriority="39" w:semiHidden="1" w:unhideWhenUsed="1"/>
+    <w:lsdException w:name="toc 7" w:uiPriority="39" w:semiHidden="1" w:unhideWhenUsed="1"/>
+    <w:lsdException w:name="toc 8" w:uiPriority="39" w:semiHidden="1" w:unhideWhenUsed="1"/>
+    <w:lsdException w:name="toc 9" w:uiPriority="39" w:semiHidden="1" w:unhideWhenUsed="1"/>
     <w:lsdException w:name="Normal Indent" w:semiHidden="1" w:unhideWhenUsed="1"/>
     <w:lsdException w:name="footnote text" w:semiHidden="1" w:unhideWhenUsed="1"/>
     <w:lsdException w:name="annotation text" w:semiHidden="1" w:unhideWhenUsed="1"/>
     <w:lsdException w:name="header" w:semiHidden="1" w:unhideWhenUsed="1"/>
     <w:lsdException w:name="footer" w:semiHidden="1" w:unhideWhenUsed="1"/>
     <w:lsdException w:name="index heading" w:semiHidden="1" w:unhideWhenUsed="1"/>
-    <w:lsdException w:name="caption" w:semiHidden="1" w:uiPriority="35" w:unhideWhenUsed="1" w:qFormat="1"/>
+    <w:lsdException w:name="caption" w:uiPriority="35" w:semiHidden="1" w:unhideWhenUsed="1" w:qFormat="1"/>
     <w:lsdException w:name="table of figures" w:semiHidden="1" w:unhideWhenUsed="1"/>
     <w:lsdException w:name="envelope address" w:semiHidden="1" w:unhideWhenUsed="1"/>
     <w:lsdException w:name="envelope return" w:semiHidden="1" w:unhideWhenUsed="1"/>
@@ -2002,7 +1881,7 @@
     <w:lsdException w:name="Title" w:uiPriority="10" w:qFormat="1"/>
     <w:lsdException w:name="Closing" w:semiHidden="1" w:unhideWhenUsed="1"/>
     <w:lsdException w:name="Signature" w:semiHidden="1" w:unhideWhenUsed="1"/>
-    <w:lsdException w:name="Default Paragraph Font" w:semiHidden="1" w:uiPriority="1" w:unhideWhenUsed="1"/>
+    <w:lsdException w:name="Default Paragraph Font" w:uiPriority="1" w:semiHidden="1" w:unhideWhenUsed="1"/>
     <w:lsdException w:name="Body Text" w:semiHidden="1" w:unhideWhenUsed="1"/>
     <w:lsdException w:name="Body Text Indent" w:semiHidden="1" w:unhideWhenUsed="1"/>
     <w:lsdException w:name="List Continue" w:semiHidden="1" w:unhideWhenUsed="1"/>
@@ -2202,8 +2081,8 @@
     <w:lsdException w:name="Subtle Reference" w:uiPriority="31" w:qFormat="1"/>
     <w:lsdException w:name="Intense Reference" w:uiPriority="32" w:qFormat="1"/>
     <w:lsdException w:name="Book Title" w:uiPriority="33" w:qFormat="1"/>
-    <w:lsdException w:name="Bibliography" w:semiHidden="1" w:uiPriority="37" w:unhideWhenUsed="1"/>
-    <w:lsdException w:name="TOC Heading" w:semiHidden="1" w:uiPriority="39" w:unhideWhenUsed="1" w:qFormat="1"/>
+    <w:lsdException w:name="Bibliography" w:uiPriority="37" w:semiHidden="1" w:unhideWhenUsed="1"/>
+    <w:lsdException w:name="TOC Heading" w:uiPriority="39" w:semiHidden="1" w:unhideWhenUsed="1" w:qFormat="1"/>
     <w:lsdException w:name="Plain Table 1" w:uiPriority="41"/>
     <w:lsdException w:name="Plain Table 2" w:uiPriority="42"/>
     <w:lsdException w:name="Plain Table 3" w:uiPriority="43"/>
@@ -2314,24 +2193,32 @@
     <w:lsdException w:name="Unresolved Mention" w:semiHidden="1" w:unhideWhenUsed="1"/>
     <w:lsdException w:name="Smart Link" w:semiHidden="1" w:unhideWhenUsed="1"/>
   </w:latentStyles>
-  <w:style w:type="paragraph" w:default="1" w:styleId="Normal">
+  <w:style w:type="paragraph" w:styleId="Normal" w:default="1">
     <w:name w:val="Normal"/>
     <w:qFormat/>
+    <w:pPr>
+      <w:widowControl w:val="false"/>
+      <w:bidi w:val="0"/>
+      <w:spacing w:lineRule="auto" w:line="300" w:before="0" w:after="0"/>
+      <w:jc w:val="start"/>
+    </w:pPr>
+    <w:rPr>
+      <w:rFonts w:ascii="Arial" w:hAnsi="Arial" w:eastAsia="Arial" w:cs="Arial"/>
+      <w:color w:val="auto"/>
+      <w:kern w:val="0"/>
+      <w:sz w:val="22"/>
+      <w:szCs w:val="22"/>
+      <w:lang w:val="es-VE" w:eastAsia="es-VE" w:bidi="ar-SA"/>
+    </w:rPr>
   </w:style>
-  <w:style w:type="paragraph" w:styleId="Ttulo1">
+  <w:style w:type="paragraph" w:styleId="Heading1">
     <w:name w:val="heading 1"/>
     <w:basedOn w:val="Normal"/>
     <w:next w:val="Normal"/>
     <w:uiPriority w:val="9"/>
     <w:qFormat/>
     <w:pPr>
-      <w:pBdr>
-        <w:top w:val="nil"/>
-        <w:left w:val="nil"/>
-        <w:bottom w:val="nil"/>
-        <w:right w:val="nil"/>
-        <w:between w:val="nil"/>
-      </w:pBdr>
+      <w:pBdr/>
       <w:spacing w:before="240" w:after="75"/>
       <w:jc w:val="center"/>
       <w:outlineLvl w:val="0"/>
@@ -2344,7 +2231,7 @@
       <w:szCs w:val="36"/>
     </w:rPr>
   </w:style>
-  <w:style w:type="paragraph" w:styleId="Ttulo2">
+  <w:style w:type="paragraph" w:styleId="Heading2">
     <w:name w:val="heading 2"/>
     <w:basedOn w:val="Normal"/>
     <w:next w:val="Normal"/>
@@ -2352,13 +2239,7 @@
     <w:unhideWhenUsed/>
     <w:qFormat/>
     <w:pPr>
-      <w:pBdr>
-        <w:top w:val="nil"/>
-        <w:left w:val="nil"/>
-        <w:bottom w:val="nil"/>
-        <w:right w:val="nil"/>
-        <w:between w:val="nil"/>
-      </w:pBdr>
+      <w:pBdr/>
       <w:spacing w:before="375" w:after="300"/>
       <w:outlineLvl w:val="1"/>
     </w:pPr>
@@ -2370,7 +2251,7 @@
       <w:szCs w:val="26"/>
     </w:rPr>
   </w:style>
-  <w:style w:type="paragraph" w:styleId="Ttulo3">
+  <w:style w:type="paragraph" w:styleId="Heading3">
     <w:name w:val="heading 3"/>
     <w:basedOn w:val="Normal"/>
     <w:next w:val="Normal"/>
@@ -2379,13 +2260,7 @@
     <w:unhideWhenUsed/>
     <w:qFormat/>
     <w:pPr>
-      <w:pBdr>
-        <w:top w:val="nil"/>
-        <w:left w:val="nil"/>
-        <w:bottom w:val="nil"/>
-        <w:right w:val="nil"/>
-        <w:between w:val="nil"/>
-      </w:pBdr>
+      <w:pBdr/>
       <w:spacing w:before="225" w:after="240"/>
       <w:outlineLvl w:val="2"/>
     </w:pPr>
@@ -2395,7 +2270,7 @@
       <w:color w:val="333333"/>
     </w:rPr>
   </w:style>
-  <w:style w:type="paragraph" w:styleId="Ttulo4">
+  <w:style w:type="paragraph" w:styleId="Heading4">
     <w:name w:val="heading 4"/>
     <w:basedOn w:val="Normal"/>
     <w:next w:val="Normal"/>
@@ -2404,13 +2279,7 @@
     <w:unhideWhenUsed/>
     <w:qFormat/>
     <w:pPr>
-      <w:pBdr>
-        <w:top w:val="nil"/>
-        <w:left w:val="nil"/>
-        <w:bottom w:val="nil"/>
-        <w:right w:val="nil"/>
-        <w:between w:val="nil"/>
-      </w:pBdr>
+      <w:pBdr/>
       <w:spacing w:before="255" w:after="255"/>
       <w:outlineLvl w:val="3"/>
     </w:pPr>
@@ -2421,7 +2290,7 @@
       <w:szCs w:val="24"/>
     </w:rPr>
   </w:style>
-  <w:style w:type="paragraph" w:styleId="Ttulo5">
+  <w:style w:type="paragraph" w:styleId="Heading5">
     <w:name w:val="heading 5"/>
     <w:basedOn w:val="Normal"/>
     <w:next w:val="Normal"/>
@@ -2430,13 +2299,7 @@
     <w:unhideWhenUsed/>
     <w:qFormat/>
     <w:pPr>
-      <w:pBdr>
-        <w:top w:val="nil"/>
-        <w:left w:val="nil"/>
-        <w:bottom w:val="nil"/>
-        <w:right w:val="nil"/>
-        <w:between w:val="nil"/>
-      </w:pBdr>
+      <w:pBdr/>
       <w:spacing w:before="255" w:after="255"/>
       <w:outlineLvl w:val="4"/>
     </w:pPr>
@@ -2447,7 +2310,7 @@
       <w:szCs w:val="18"/>
     </w:rPr>
   </w:style>
-  <w:style w:type="paragraph" w:styleId="Ttulo6">
+  <w:style w:type="paragraph" w:styleId="Heading6">
     <w:name w:val="heading 6"/>
     <w:basedOn w:val="Normal"/>
     <w:next w:val="Normal"/>
@@ -2456,13 +2319,7 @@
     <w:unhideWhenUsed/>
     <w:qFormat/>
     <w:pPr>
-      <w:pBdr>
-        <w:top w:val="nil"/>
-        <w:left w:val="nil"/>
-        <w:bottom w:val="nil"/>
-        <w:right w:val="nil"/>
-        <w:between w:val="nil"/>
-      </w:pBdr>
+      <w:pBdr/>
       <w:spacing w:before="360" w:after="360"/>
       <w:outlineLvl w:val="5"/>
     </w:pPr>
@@ -2473,10 +2330,123 @@
       <w:szCs w:val="16"/>
     </w:rPr>
   </w:style>
-  <w:style w:type="character" w:default="1" w:styleId="Fuentedeprrafopredeter">
+  <w:style w:type="character" w:styleId="DefaultParagraphFont" w:default="1">
     <w:name w:val="Default Paragraph Font"/>
     <w:uiPriority w:val="1"/>
     <w:unhideWhenUsed/>
+    <w:qFormat/>
+    <w:rPr/>
+  </w:style>
+  <w:style w:type="paragraph" w:styleId="Heading">
+    <w:name w:val="Heading"/>
+    <w:basedOn w:val="Normal"/>
+    <w:next w:val="BodyText"/>
+    <w:qFormat/>
+    <w:pPr>
+      <w:keepNext w:val="true"/>
+      <w:spacing w:before="240" w:after="120"/>
+    </w:pPr>
+    <w:rPr>
+      <w:rFonts w:ascii="FreeSans" w:hAnsi="FreeSans" w:eastAsia="FreeSans" w:cs="FreeSans"/>
+      <w:sz w:val="28"/>
+      <w:szCs w:val="28"/>
+    </w:rPr>
+  </w:style>
+  <w:style w:type="paragraph" w:styleId="BodyText">
+    <w:name w:val="Body Text"/>
+    <w:basedOn w:val="Normal"/>
+    <w:pPr>
+      <w:spacing w:lineRule="auto" w:line="276" w:before="0" w:after="140"/>
+    </w:pPr>
+    <w:rPr/>
+  </w:style>
+  <w:style w:type="paragraph" w:styleId="List">
+    <w:name w:val="List"/>
+    <w:basedOn w:val="BodyText"/>
+    <w:pPr/>
+    <w:rPr/>
+  </w:style>
+  <w:style w:type="paragraph" w:styleId="Caption">
+    <w:name w:val="caption"/>
+    <w:basedOn w:val="Normal"/>
+    <w:qFormat/>
+    <w:pPr>
+      <w:suppressLineNumbers/>
+      <w:spacing w:before="120" w:after="120"/>
+    </w:pPr>
+    <w:rPr>
+      <w:i/>
+      <w:iCs/>
+      <w:sz w:val="24"/>
+      <w:szCs w:val="24"/>
+    </w:rPr>
+  </w:style>
+  <w:style w:type="paragraph" w:styleId="Index">
+    <w:name w:val="Index"/>
+    <w:basedOn w:val="Normal"/>
+    <w:qFormat/>
+    <w:pPr>
+      <w:suppressLineNumbers/>
+    </w:pPr>
+    <w:rPr/>
+  </w:style>
+  <w:style w:type="paragraph" w:styleId="Title">
+    <w:name w:val="Title"/>
+    <w:basedOn w:val="Normal"/>
+    <w:next w:val="Normal"/>
+    <w:uiPriority w:val="10"/>
+    <w:qFormat/>
+    <w:pPr>
+      <w:keepNext w:val="true"/>
+      <w:keepLines/>
+      <w:spacing w:before="480" w:after="120"/>
+    </w:pPr>
+    <w:rPr>
+      <w:b/>
+      <w:bCs/>
+      <w:sz w:val="72"/>
+      <w:szCs w:val="72"/>
+    </w:rPr>
+  </w:style>
+  <w:style w:type="paragraph" w:styleId="Subtitle">
+    <w:name w:val="Subtitle"/>
+    <w:basedOn w:val="Normal"/>
+    <w:next w:val="Normal"/>
+    <w:uiPriority w:val="11"/>
+    <w:qFormat/>
+    <w:pPr>
+      <w:keepNext w:val="true"/>
+      <w:keepLines/>
+      <w:spacing w:before="360" w:after="80"/>
+    </w:pPr>
+    <w:rPr>
+      <w:rFonts w:ascii="Georgia" w:hAnsi="Georgia" w:eastAsia="Georgia" w:cs="Georgia"/>
+      <w:i/>
+      <w:iCs/>
+      <w:color w:val="666666"/>
+      <w:sz w:val="48"/>
+      <w:szCs w:val="48"/>
+    </w:rPr>
+  </w:style>
+  <w:style w:type="paragraph" w:styleId="ListParagraph">
+    <w:name w:val="List Paragraph"/>
+    <w:basedOn w:val="Normal"/>
+    <w:uiPriority w:val="34"/>
+    <w:qFormat/>
+    <w:rsid w:val="00bd052b"/>
+    <w:pPr>
+      <w:spacing w:before="0" w:after="0"/>
+      <w:ind w:start="720"/>
+      <w:contextualSpacing/>
+    </w:pPr>
+    <w:rPr/>
+  </w:style>
+  <w:style w:type="numbering" w:styleId="NoList" w:default="1">
+    <w:name w:val="No List"/>
+    <w:uiPriority w:val="99"/>
+    <w:semiHidden/>
+    <w:unhideWhenUsed/>
+    <w:qFormat/>
   </w:style>
   <w:style w:type="table" w:default="1" w:styleId="Tablanormal">
     <w:name w:val="Normal Table"/>
@@ -2484,7 +2454,6 @@
     <w:semiHidden/>
     <w:unhideWhenUsed/>
     <w:tblPr>
-      <w:tblInd w:w="0" w:type="dxa"/>
       <w:tblCellMar>
         <w:top w:w="0" w:type="dxa"/>
         <w:left w:w="108" w:type="dxa"/>
@@ -2492,12 +2461,6 @@
         <w:right w:w="108" w:type="dxa"/>
       </w:tblCellMar>
     </w:tblPr>
-  </w:style>
-  <w:style w:type="numbering" w:default="1" w:styleId="Sinlista">
-    <w:name w:val="No List"/>
-    <w:uiPriority w:val="99"/>
-    <w:semiHidden/>
-    <w:unhideWhenUsed/>
   </w:style>
   <w:style w:type="table" w:customStyle="1" w:styleId="TableNormal">
     <w:name w:val="TableNormal"/>
@@ -2510,81 +2473,18 @@
       </w:tblCellMar>
     </w:tblPr>
   </w:style>
-  <w:style w:type="paragraph" w:styleId="Ttulo">
-    <w:name w:val="Title"/>
-    <w:basedOn w:val="Normal"/>
-    <w:next w:val="Normal"/>
-    <w:uiPriority w:val="10"/>
-    <w:qFormat/>
-    <w:pPr>
-      <w:keepNext/>
-      <w:keepLines/>
-      <w:spacing w:before="480" w:after="120"/>
-    </w:pPr>
-    <w:rPr>
-      <w:b/>
-      <w:bCs/>
-      <w:sz w:val="72"/>
-      <w:szCs w:val="72"/>
-    </w:rPr>
-  </w:style>
-  <w:style w:type="paragraph" w:styleId="Subttulo">
-    <w:name w:val="Subtitle"/>
-    <w:basedOn w:val="Normal"/>
-    <w:next w:val="Normal"/>
-    <w:uiPriority w:val="11"/>
-    <w:qFormat/>
-    <w:pPr>
-      <w:keepNext/>
-      <w:keepLines/>
-      <w:spacing w:before="360" w:after="80"/>
-    </w:pPr>
-    <w:rPr>
-      <w:rFonts w:ascii="Georgia" w:eastAsia="Georgia" w:hAnsi="Georgia" w:cs="Georgia"/>
-      <w:i/>
-      <w:iCs/>
-      <w:color w:val="666666"/>
-      <w:sz w:val="48"/>
-      <w:szCs w:val="48"/>
-    </w:rPr>
-  </w:style>
-  <w:style w:type="table" w:customStyle="1" w:styleId="a">
-    <w:basedOn w:val="TableNormal"/>
-    <w:tblPr>
-      <w:tblStyleRowBandSize w:val="1"/>
-      <w:tblStyleColBandSize w:val="1"/>
-    </w:tblPr>
-  </w:style>
-  <w:style w:type="table" w:customStyle="1" w:styleId="a0">
-    <w:basedOn w:val="TableNormal"/>
-    <w:tblPr>
-      <w:tblStyleRowBandSize w:val="1"/>
-      <w:tblStyleColBandSize w:val="1"/>
-    </w:tblPr>
-  </w:style>
-  <w:style w:type="paragraph" w:styleId="Prrafodelista">
-    <w:name w:val="List Paragraph"/>
-    <w:basedOn w:val="Normal"/>
-    <w:uiPriority w:val="34"/>
-    <w:qFormat/>
-    <w:rsid w:val="00BD052B"/>
-    <w:pPr>
-      <w:ind w:left="720"/>
-      <w:contextualSpacing/>
-    </w:pPr>
-  </w:style>
 </w:styles>
 </file>
 
 <file path=word/theme/theme1.xml><?xml version="1.0" encoding="utf-8"?>
-<a:theme xmlns:a="http://schemas.openxmlformats.org/drawingml/2006/main" name="Office Theme">
+<a:theme xmlns:a="http://schemas.openxmlformats.org/drawingml/2006/main" xmlns:r="http://schemas.openxmlformats.org/officeDocument/2006/relationships" name="Office Theme">
   <a:themeElements>
     <a:clrScheme name="Office">
       <a:dk1>
-        <a:sysClr val="windowText" lastClr="000000"/>
+        <a:srgbClr val="000000"/>
       </a:dk1>
       <a:lt1>
-        <a:sysClr val="window" lastClr="FFFFFF"/>
+        <a:srgbClr val="FFFFFF"/>
       </a:lt1>
       <a:dk2>
         <a:srgbClr val="1F497D"/>
@@ -2619,279 +2519,131 @@
     </a:clrScheme>
     <a:fontScheme name="Office">
       <a:majorFont>
-        <a:latin typeface="Calibri"/>
+        <a:latin typeface="Calibri" pitchFamily="0" charset="1"/>
         <a:ea typeface=""/>
         <a:cs typeface=""/>
-        <a:font script="Jpan" typeface="ＭＳ ゴシック"/>
-        <a:font script="Hang" typeface="맑은 고딕"/>
-        <a:font script="Hans" typeface="宋体"/>
-        <a:font script="Hant" typeface="新細明體"/>
-        <a:font script="Arab" typeface="Times New Roman"/>
-        <a:font script="Hebr" typeface="Times New Roman"/>
-        <a:font script="Thai" typeface="Angsana New"/>
-        <a:font script="Ethi" typeface="Nyala"/>
-        <a:font script="Beng" typeface="Vrinda"/>
-        <a:font script="Gujr" typeface="Shruti"/>
-        <a:font script="Khmr" typeface="MoolBoran"/>
-        <a:font script="Knda" typeface="Tunga"/>
-        <a:font script="Guru" typeface="Raavi"/>
-        <a:font script="Cans" typeface="Euphemia"/>
-        <a:font script="Cher" typeface="Plantagenet Cherokee"/>
-        <a:font script="Yiii" typeface="Microsoft Yi Baiti"/>
-        <a:font script="Tibt" typeface="Microsoft Himalaya"/>
-        <a:font script="Thaa" typeface="MV Boli"/>
-        <a:font script="Deva" typeface="Mangal"/>
-        <a:font script="Telu" typeface="Gautami"/>
-        <a:font script="Taml" typeface="Latha"/>
-        <a:font script="Syrc" typeface="Estrangelo Edessa"/>
-        <a:font script="Orya" typeface="Kalinga"/>
-        <a:font script="Mlym" typeface="Kartika"/>
-        <a:font script="Laoo" typeface="DokChampa"/>
-        <a:font script="Sinh" typeface="Iskoola Pota"/>
-        <a:font script="Mong" typeface="Mongolian Baiti"/>
-        <a:font script="Viet" typeface="Times New Roman"/>
-        <a:font script="Uigh" typeface="Microsoft Uighur"/>
-        <a:font script="Geor" typeface="Sylfaen"/>
       </a:majorFont>
       <a:minorFont>
-        <a:latin typeface="Cambria"/>
+        <a:latin typeface="Cambria" pitchFamily="0" charset="1"/>
         <a:ea typeface=""/>
         <a:cs typeface=""/>
-        <a:font script="Jpan" typeface="ＭＳ 明朝"/>
-        <a:font script="Hang" typeface="맑은 고딕"/>
-        <a:font script="Hans" typeface="宋体"/>
-        <a:font script="Hant" typeface="新細明體"/>
-        <a:font script="Arab" typeface="Arial"/>
-        <a:font script="Hebr" typeface="Arial"/>
-        <a:font script="Thai" typeface="Cordia New"/>
-        <a:font script="Ethi" typeface="Nyala"/>
-        <a:font script="Beng" typeface="Vrinda"/>
-        <a:font script="Gujr" typeface="Shruti"/>
-        <a:font script="Khmr" typeface="DaunPenh"/>
-        <a:font script="Knda" typeface="Tunga"/>
-        <a:font script="Guru" typeface="Raavi"/>
-        <a:font script="Cans" typeface="Euphemia"/>
-        <a:font script="Cher" typeface="Plantagenet Cherokee"/>
-        <a:font script="Yiii" typeface="Microsoft Yi Baiti"/>
-        <a:font script="Tibt" typeface="Microsoft Himalaya"/>
-        <a:font script="Thaa" typeface="MV Boli"/>
-        <a:font script="Deva" typeface="Mangal"/>
-        <a:font script="Telu" typeface="Gautami"/>
-        <a:font script="Taml" typeface="Latha"/>
-        <a:font script="Syrc" typeface="Estrangelo Edessa"/>
-        <a:font script="Orya" typeface="Kalinga"/>
-        <a:font script="Mlym" typeface="Kartika"/>
-        <a:font script="Laoo" typeface="DokChampa"/>
-        <a:font script="Sinh" typeface="Iskoola Pota"/>
-        <a:font script="Mong" typeface="Mongolian Baiti"/>
-        <a:font script="Viet" typeface="Arial"/>
-        <a:font script="Uigh" typeface="Microsoft Uighur"/>
-        <a:font script="Geor" typeface="Sylfaen"/>
       </a:minorFont>
     </a:fontScheme>
-    <a:fmtScheme name="Office">
+    <a:fmtScheme>
       <a:fillStyleLst>
         <a:solidFill>
           <a:schemeClr val="phClr"/>
         </a:solidFill>
-        <a:gradFill rotWithShape="1">
+        <a:gradFill>
           <a:gsLst>
             <a:gs pos="0">
               <a:schemeClr val="phClr">
                 <a:tint val="50000"/>
-                <a:satMod val="300000"/>
               </a:schemeClr>
             </a:gs>
             <a:gs pos="35000">
               <a:schemeClr val="phClr">
                 <a:tint val="37000"/>
-                <a:satMod val="300000"/>
               </a:schemeClr>
             </a:gs>
             <a:gs pos="100000">
               <a:schemeClr val="phClr">
                 <a:tint val="15000"/>
-                <a:satMod val="350000"/>
               </a:schemeClr>
             </a:gs>
           </a:gsLst>
           <a:lin ang="16200000" scaled="1"/>
+          <a:tileRect l="0" t="0" r="0" b="0"/>
         </a:gradFill>
-        <a:gradFill rotWithShape="1">
+        <a:gradFill>
           <a:gsLst>
             <a:gs pos="0">
               <a:schemeClr val="phClr">
                 <a:tint val="100000"/>
                 <a:shade val="100000"/>
-                <a:satMod val="130000"/>
               </a:schemeClr>
             </a:gs>
             <a:gs pos="100000">
               <a:schemeClr val="phClr">
                 <a:tint val="50000"/>
                 <a:shade val="100000"/>
-                <a:satMod val="350000"/>
               </a:schemeClr>
             </a:gs>
           </a:gsLst>
           <a:lin ang="16200000" scaled="0"/>
+          <a:tileRect l="0" t="0" r="0" b="0"/>
         </a:gradFill>
       </a:fillStyleLst>
       <a:lnStyleLst>
         <a:ln w="9525" cap="flat" cmpd="sng" algn="ctr">
-          <a:solidFill>
-            <a:schemeClr val="phClr">
-              <a:shade val="95000"/>
-              <a:satMod val="105000"/>
-            </a:schemeClr>
-          </a:solidFill>
           <a:prstDash val="solid"/>
         </a:ln>
         <a:ln w="25400" cap="flat" cmpd="sng" algn="ctr">
-          <a:solidFill>
-            <a:schemeClr val="phClr"/>
-          </a:solidFill>
           <a:prstDash val="solid"/>
         </a:ln>
         <a:ln w="38100" cap="flat" cmpd="sng" algn="ctr">
-          <a:solidFill>
-            <a:schemeClr val="phClr"/>
-          </a:solidFill>
           <a:prstDash val="solid"/>
         </a:ln>
       </a:lnStyleLst>
       <a:effectStyleLst>
         <a:effectStyle>
-          <a:effectLst>
-            <a:outerShdw blurRad="40000" dist="20000" dir="5400000" rotWithShape="0">
-              <a:srgbClr val="000000">
-                <a:alpha val="38000"/>
-              </a:srgbClr>
-            </a:outerShdw>
-          </a:effectLst>
+          <a:effectLst/>
         </a:effectStyle>
         <a:effectStyle>
-          <a:effectLst>
-            <a:outerShdw blurRad="40000" dist="23000" dir="5400000" rotWithShape="0">
-              <a:srgbClr val="000000">
-                <a:alpha val="35000"/>
-              </a:srgbClr>
-            </a:outerShdw>
-          </a:effectLst>
+          <a:effectLst/>
         </a:effectStyle>
         <a:effectStyle>
-          <a:effectLst>
-            <a:outerShdw blurRad="40000" dist="23000" dir="5400000" rotWithShape="0">
-              <a:srgbClr val="000000">
-                <a:alpha val="35000"/>
-              </a:srgbClr>
-            </a:outerShdw>
-          </a:effectLst>
-          <a:scene3d>
-            <a:camera prst="orthographicFront">
-              <a:rot lat="0" lon="0" rev="0"/>
-            </a:camera>
-            <a:lightRig rig="threePt" dir="t">
-              <a:rot lat="0" lon="0" rev="1200000"/>
-            </a:lightRig>
-          </a:scene3d>
-          <a:sp3d>
-            <a:bevelT w="63500" h="25400"/>
-          </a:sp3d>
+          <a:effectLst/>
         </a:effectStyle>
       </a:effectStyleLst>
       <a:bgFillStyleLst>
         <a:solidFill>
           <a:schemeClr val="phClr"/>
         </a:solidFill>
-        <a:gradFill rotWithShape="1">
+        <a:gradFill>
           <a:gsLst>
             <a:gs pos="0">
               <a:schemeClr val="phClr">
                 <a:tint val="40000"/>
-                <a:satMod val="350000"/>
               </a:schemeClr>
             </a:gs>
             <a:gs pos="40000">
               <a:schemeClr val="phClr">
                 <a:tint val="45000"/>
                 <a:shade val="99000"/>
-                <a:satMod val="350000"/>
               </a:schemeClr>
             </a:gs>
             <a:gs pos="100000">
               <a:schemeClr val="phClr">
                 <a:shade val="20000"/>
-                <a:satMod val="255000"/>
               </a:schemeClr>
             </a:gs>
           </a:gsLst>
           <a:path path="circle">
             <a:fillToRect l="50000" t="-80000" r="50000" b="180000"/>
           </a:path>
+          <a:tileRect l="0" t="0" r="0" b="0"/>
         </a:gradFill>
-        <a:gradFill rotWithShape="1">
+        <a:gradFill>
           <a:gsLst>
             <a:gs pos="0">
               <a:schemeClr val="phClr">
                 <a:tint val="80000"/>
-                <a:satMod val="300000"/>
               </a:schemeClr>
             </a:gs>
             <a:gs pos="100000">
               <a:schemeClr val="phClr">
                 <a:shade val="30000"/>
-                <a:satMod val="200000"/>
               </a:schemeClr>
             </a:gs>
           </a:gsLst>
           <a:path path="circle">
             <a:fillToRect l="50000" t="50000" r="50000" b="50000"/>
           </a:path>
+          <a:tileRect l="0" t="0" r="0" b="0"/>
         </a:gradFill>
       </a:bgFillStyleLst>
     </a:fmtScheme>
   </a:themeElements>
-  <a:objectDefaults>
-    <a:spDef>
-      <a:spPr/>
-      <a:bodyPr/>
-      <a:lstStyle/>
-      <a:style>
-        <a:lnRef idx="1">
-          <a:schemeClr val="accent1"/>
-        </a:lnRef>
-        <a:fillRef idx="3">
-          <a:schemeClr val="accent1"/>
-        </a:fillRef>
-        <a:effectRef idx="2">
-          <a:schemeClr val="accent1"/>
-        </a:effectRef>
-        <a:fontRef idx="minor">
-          <a:schemeClr val="lt1"/>
-        </a:fontRef>
-      </a:style>
-    </a:spDef>
-    <a:lnDef>
-      <a:spPr/>
-      <a:bodyPr/>
-      <a:lstStyle/>
-      <a:style>
-        <a:lnRef idx="2">
-          <a:schemeClr val="accent1"/>
-        </a:lnRef>
-        <a:fillRef idx="0">
-          <a:schemeClr val="accent1"/>
-        </a:fillRef>
-        <a:effectRef idx="1">
-          <a:schemeClr val="accent1"/>
-        </a:effectRef>
-        <a:fontRef idx="minor">
-          <a:schemeClr val="tx1"/>
-        </a:fontRef>
-      </a:style>
-    </a:lnDef>
-  </a:objectDefaults>
-  <a:extraClrSchemeLst/>
 </a:theme>
 </file>